--- a/courts/second-circuit/new-york/federal/southern-district/motion-brief/usage/OUTPUT-motion-brief.docx
+++ b/courts/second-circuit/new-york/federal/southern-district/motion-brief/usage/OUTPUT-motion-brief.docx
@@ -210,11 +210,9 @@
     </w:p>
     <w:p>
       <w:pPr>
-        <w:keepNext/>
-        <w:keepLines/>
         <w:spacing w:before="480" w:after="0" w:line="276" w:lineRule="exact"/>
         <w:ind w:left="0" w:firstLine="0"/>
-        <w:jc w:val="center"/>
+        <w:jc w:val="left"/>
       </w:pPr>
       <w:r>
         <w:rPr>
@@ -268,11 +266,9 @@
     </w:p>
     <w:p>
       <w:pPr>
-        <w:keepNext/>
-        <w:keepLines/>
-        <w:spacing w:before="0" w:after="480" w:line="276" w:lineRule="exact"/>
+        <w:spacing w:before="0" w:after="0" w:line="276" w:lineRule="exact"/>
         <w:ind w:left="0" w:firstLine="0"/>
-        <w:jc w:val="center"/>
+        <w:jc w:val="left"/>
       </w:pPr>
       <w:r>
         <w:rPr>
@@ -337,6 +333,11 @@
         </w:rPr>
         <w:t xml:space="preserve">YORK</w:t>
       </w:r>
+    </w:p>
+    <w:p>
+      <w:pPr>
+        <w:spacing w:before="0" w:after="0" w:line="480" w:lineRule="exact"/>
+      </w:pPr>
     </w:p>
     <w:tbl>
       <w:tblPr>
@@ -361,138 +362,152 @@
         <w:tc>
           <w:tcPr>
             <w:tcW w:w="4680" w:type="dxa"/>
-            <w:tcBorders>
-              <w:bottom w:val="single" w:sz="6" w:space="0" w:color="000000"/>
-              <w:right w:val="single" w:sz="6" w:space="0" w:color="000000"/>
-            </w:tcBorders>
-            <w:tcMar>
-              <w:right w:w="288" w:type="dxa"/>
-            </w:tcMar>
           </w:tcPr>
+          <w:tbl>
+            <w:tblPr>
+              <w:tblW w:w="4680" w:type="dxa"/>
+              <w:tblInd w:w="0" w:type="dxa"/>
+              <w:tblBorders>
+                <w:top w:val="single" w:sz="6" w:space="0" w:color="000000"/>
+                <w:left w:val="nil"/>
+                <w:bottom w:val="single" w:sz="6" w:space="0" w:color="000000"/>
+                <w:right w:val="single" w:sz="6" w:space="0" w:color="000000"/>
+              </w:tblBorders>
+              <w:tblLayout w:type="fixed"/>
+              <w:tblCellMar>
+                <w:top w:w="240" w:type="dxa"/>
+                <w:left w:w="0" w:type="dxa"/>
+                <w:bottom w:w="240" w:type="dxa"/>
+                <w:right w:w="288" w:type="dxa"/>
+              </w:tblCellMar>
+              <w:tblLook w:val="0000" w:firstRow="0" w:lastRow="0" w:firstColumn="0" w:lastColumn="0" w:noHBand="0" w:noVBand="0"/>
+            </w:tblPr>
+            <w:tblGrid>
+              <w:gridCol w:w="4680"/>
+            </w:tblGrid>
+            <w:tr>
+              <w:trPr>
+                <w:cantSplit/>
+              </w:trPr>
+              <w:tc>
+                <w:tcPr>
+                  <w:tcW w:w="4680" w:type="dxa"/>
+                </w:tcPr>
+                <w:p>
+                  <w:pPr>
+                    <w:spacing w:before="0" w:after="0" w:line="276" w:lineRule="exact"/>
+                    <w:ind w:left="0" w:firstLine="0"/>
+                    <w:jc w:val="left"/>
+                  </w:pPr>
+                  <w:r>
+                    <w:t xml:space="preserve">MINERVA</w:t>
+                  </w:r>
+                  <w:r>
+                    <w:t xml:space="preserve"> </w:t>
+                  </w:r>
+                  <w:r>
+                    <w:t xml:space="preserve">BUNKERING</w:t>
+                  </w:r>
+                  <w:r>
+                    <w:t xml:space="preserve"> </w:t>
+                  </w:r>
+                  <w:r>
+                    <w:t xml:space="preserve">PTE</w:t>
+                  </w:r>
+                  <w:r>
+                    <w:t xml:space="preserve"> </w:t>
+                  </w:r>
+                  <w:r>
+                    <w:t xml:space="preserve">LTD.,</w:t>
+                  </w:r>
+                </w:p>
+                <w:p>
+                  <w:pPr>
+                    <w:spacing w:before="0" w:after="0" w:line="276" w:lineRule="exact"/>
+                    <w:ind w:left="2592" w:firstLine="0"/>
+                    <w:jc w:val="left"/>
+                  </w:pPr>
+                  <w:r>
+                    <w:t xml:space="preserve">Plaintiff,</w:t>
+                  </w:r>
+                </w:p>
+                <w:p>
+                  <w:pPr>
+                    <w:spacing w:before="276" w:after="276" w:line="276" w:lineRule="exact"/>
+                    <w:ind w:left="0" w:firstLine="0"/>
+                    <w:jc w:val="center"/>
+                  </w:pPr>
+                  <w:r>
+                    <w:t xml:space="preserve">v.</w:t>
+                  </w:r>
+                </w:p>
+                <w:p>
+                  <w:pPr>
+                    <w:spacing w:before="0" w:after="0" w:line="276" w:lineRule="exact"/>
+                    <w:ind w:left="0" w:firstLine="0"/>
+                    <w:jc w:val="left"/>
+                  </w:pPr>
+                  <w:r>
+                    <w:t xml:space="preserve">ASHFAQUE</w:t>
+                  </w:r>
+                  <w:r>
+                    <w:t xml:space="preserve"> </w:t>
+                  </w:r>
+                  <w:r>
+                    <w:t xml:space="preserve">J.</w:t>
+                  </w:r>
+                  <w:r>
+                    <w:t xml:space="preserve"> </w:t>
+                  </w:r>
+                  <w:r>
+                    <w:t xml:space="preserve">RAHMAN</w:t>
+                  </w:r>
+                  <w:r>
+                    <w:t xml:space="preserve"> </w:t>
+                  </w:r>
+                  <w:r>
+                    <w:t xml:space="preserve">and</w:t>
+                  </w:r>
+                  <w:r>
+                    <w:t xml:space="preserve"> </w:t>
+                  </w:r>
+                  <w:r>
+                    <w:t xml:space="preserve">MAHWEEN</w:t>
+                  </w:r>
+                  <w:r>
+                    <w:t xml:space="preserve"> </w:t>
+                  </w:r>
+                  <w:r>
+                    <w:t xml:space="preserve">RAHMAN,</w:t>
+                  </w:r>
+                </w:p>
+                <w:p>
+                  <w:pPr>
+                    <w:spacing w:before="0" w:after="0" w:line="276" w:lineRule="exact"/>
+                    <w:ind w:left="2592" w:firstLine="0"/>
+                    <w:jc w:val="left"/>
+                  </w:pPr>
+                  <w:r>
+                    <w:t xml:space="preserve">Defendants.</w:t>
+                  </w:r>
+                </w:p>
+              </w:tc>
+            </w:tr>
+          </w:tbl>
           <w:p>
             <w:pPr>
-              <w:spacing w:before="0" w:after="0" w:line="276" w:lineRule="exact"/>
-              <w:ind w:left="0" w:firstLine="0"/>
-              <w:jc w:val="left"/>
+              <w:spacing w:before="0" w:after="0" w:line="1" w:lineRule="exact"/>
             </w:pPr>
-            <w:r>
-              <w:t xml:space="preserve">MINERVA</w:t>
-            </w:r>
-            <w:r>
-              <w:t xml:space="preserve"> </w:t>
-            </w:r>
-            <w:r>
-              <w:t xml:space="preserve">BUNKERING</w:t>
-            </w:r>
-            <w:r>
-              <w:t xml:space="preserve"> </w:t>
-            </w:r>
-            <w:r>
-              <w:t xml:space="preserve">PTE</w:t>
-            </w:r>
-            <w:r>
-              <w:t xml:space="preserve"> </w:t>
-            </w:r>
-            <w:r>
-              <w:t xml:space="preserve">LTD.,</w:t>
-            </w:r>
-          </w:p>
-          <w:p>
-            <w:pPr>
-              <w:spacing w:before="0" w:after="0" w:line="276" w:lineRule="exact"/>
-              <w:ind w:left="2592" w:firstLine="0"/>
-              <w:jc w:val="left"/>
-            </w:pPr>
-            <w:r>
-              <w:t xml:space="preserve">Plaintiff,</w:t>
-            </w:r>
-          </w:p>
-          <w:p>
-            <w:pPr>
-              <w:spacing w:before="0" w:after="0" w:line="276" w:lineRule="exact"/>
-              <w:ind w:left="0" w:firstLine="0"/>
-              <w:jc w:val="left"/>
-            </w:pPr>
-          </w:p>
-          <w:p>
-            <w:pPr>
-              <w:spacing w:before="0" w:after="0" w:line="276" w:lineRule="exact"/>
-              <w:ind w:left="0" w:firstLine="0"/>
-              <w:jc w:val="center"/>
-            </w:pPr>
-            <w:r>
-              <w:t xml:space="preserve">v.</w:t>
-            </w:r>
-          </w:p>
-          <w:p>
-            <w:pPr>
-              <w:spacing w:before="0" w:after="0" w:line="276" w:lineRule="exact"/>
-              <w:ind w:left="0" w:firstLine="0"/>
-              <w:jc w:val="left"/>
-            </w:pPr>
-          </w:p>
-          <w:p>
-            <w:pPr>
-              <w:spacing w:before="0" w:after="0" w:line="276" w:lineRule="exact"/>
-              <w:ind w:left="0" w:firstLine="0"/>
-              <w:jc w:val="left"/>
-            </w:pPr>
-            <w:r>
-              <w:t xml:space="preserve">ASHFAQUE</w:t>
-            </w:r>
-            <w:r>
-              <w:t xml:space="preserve"> </w:t>
-            </w:r>
-            <w:r>
-              <w:t xml:space="preserve">J.</w:t>
-            </w:r>
-            <w:r>
-              <w:t xml:space="preserve"> </w:t>
-            </w:r>
-            <w:r>
-              <w:t xml:space="preserve">RAHMAN</w:t>
-            </w:r>
-            <w:r>
-              <w:t xml:space="preserve"> </w:t>
-            </w:r>
-            <w:r>
-              <w:t xml:space="preserve">and</w:t>
-            </w:r>
-            <w:r>
-              <w:t xml:space="preserve"> </w:t>
-            </w:r>
-            <w:r>
-              <w:t xml:space="preserve">MAHWEEN</w:t>
-            </w:r>
-            <w:r>
-              <w:t xml:space="preserve"> </w:t>
-            </w:r>
-            <w:r>
-              <w:t xml:space="preserve">RAHMAN,</w:t>
-            </w:r>
-          </w:p>
-          <w:p>
-            <w:pPr>
-              <w:spacing w:before="0" w:after="240" w:line="276" w:lineRule="exact"/>
-              <w:ind w:left="2592" w:firstLine="0"/>
-              <w:jc w:val="left"/>
-            </w:pPr>
-            <w:r>
-              <w:t xml:space="preserve">Defendants.</w:t>
-            </w:r>
           </w:p>
         </w:tc>
         <w:tc>
           <w:tcPr>
             <w:tcW w:w="4680" w:type="dxa"/>
-            <w:tcMar>
-              <w:left w:w="288" w:type="dxa"/>
-            </w:tcMar>
           </w:tcPr>
           <w:p>
             <w:pPr>
-              <w:spacing w:before="0" w:after="0" w:line="276" w:lineRule="exact"/>
-              <w:ind w:left="0" w:firstLine="0"/>
+              <w:spacing w:before="240" w:after="0" w:line="276" w:lineRule="exact"/>
+              <w:ind w:left="288" w:firstLine="0"/>
               <w:jc w:val="left"/>
             </w:pPr>
             <w:r>
@@ -507,37 +522,30 @@
           </w:p>
           <w:p>
             <w:pPr>
-              <w:spacing w:before="0" w:after="0" w:line="276" w:lineRule="exact"/>
-              <w:ind w:left="0" w:firstLine="0"/>
+              <w:spacing w:before="276" w:after="0" w:line="276" w:lineRule="exact"/>
+              <w:ind w:left="288" w:firstLine="0"/>
               <w:jc w:val="left"/>
             </w:pPr>
+            <w:r>
+              <w:t xml:space="preserve">Case</w:t>
+            </w:r>
+            <w:r>
+              <w:t xml:space="preserve"> </w:t>
+            </w:r>
+            <w:r>
+              <w:t xml:space="preserve">No.</w:t>
+            </w:r>
+            <w:r>
+              <w:t xml:space="preserve"> </w:t>
+            </w:r>
+            <w:r>
+              <w:t xml:space="preserve">1:26-cv-⁠06789-VEC</w:t>
+            </w:r>
           </w:p>
           <w:p>
             <w:pPr>
-              <w:spacing w:before="0" w:after="0" w:line="276" w:lineRule="exact"/>
-              <w:ind w:left="0" w:firstLine="0"/>
-              <w:jc w:val="left"/>
-            </w:pPr>
-            <w:r>
-              <w:t xml:space="preserve">Case No. </w:t>
-            </w:r>
-            <w:r>
-              <w:t xml:space="preserve">1:26-cv</w:t>
-              <w:noBreakHyphen/>
-              <w:t xml:space="preserve">06789-VEC</w:t>
-            </w:r>
-          </w:p>
-          <w:p>
-            <w:pPr>
-              <w:spacing w:before="0" w:after="0" w:line="276" w:lineRule="exact"/>
-              <w:ind w:left="0" w:firstLine="0"/>
-              <w:jc w:val="left"/>
-            </w:pPr>
-          </w:p>
-          <w:p>
-            <w:pPr>
-              <w:spacing w:before="0" w:after="0" w:line="276" w:lineRule="exact"/>
-              <w:ind w:left="0" w:firstLine="0"/>
+              <w:spacing w:before="276" w:after="0" w:line="276" w:lineRule="exact"/>
+              <w:ind w:left="288" w:firstLine="0"/>
               <w:jc w:val="left"/>
             </w:pPr>
             <w:r>
@@ -693,11 +701,11 @@
     </w:tbl>
     <w:p>
       <w:pPr>
-        <w:spacing w:before="0" w:after="0" w:line="20" w:lineRule="exact"/>
+        <w:spacing w:before="0" w:after="0" w:line="1" w:lineRule="exact"/>
         <w:sectPr>
-          <w:footerReference w:type="default" r:id="rIdFtrNone"/>
+          <w:footerReference w:type="default" r:id="rIdXdNone"/>
           <w:pgSz w:w="12240" w:h="15840"/>
-          <w:pgMar w:top="1440" w:right="1440" w:bottom="1440" w:left="1440" w:header="720" w:footer="720" w:gutter="0"/>
+          <w:pgMar w:top="1440" w:right="1440" w:bottom="1440" w:left="1440" w:header="720" w:footer="732" w:gutter="0"/>
         </w:sectPr>
       </w:pPr>
     </w:p>
@@ -705,7 +713,7 @@
       <w:pPr>
         <w:keepNext/>
         <w:keepLines/>
-        <w:spacing w:before="0" w:after="480" w:line="480" w:lineRule="exact"/>
+        <w:spacing w:before="0" w:after="276" w:line="276" w:lineRule="exact"/>
         <w:ind w:left="0" w:firstLine="0"/>
         <w:jc w:val="center"/>
       </w:pPr>
@@ -714,23 +722,35 @@
           <w:b/>
           <w:bCs/>
         </w:rPr>
-        <w:t xml:space="preserve">TABLE OF CONTENTS</w:t>
-      </w:r>
-    </w:p>
-    <w:p>
-      <w:pPr>
-        <w:keepNext/>
-        <w:keepLines/>
-        <w:spacing w:before="0" w:after="0" w:line="276" w:lineRule="exact"/>
-        <w:ind w:left="0" w:firstLine="0"/>
-        <w:jc w:val="right"/>
-      </w:pPr>
-      <w:r>
-        <w:rPr>
-          <w:b/>
-          <w:bCs/>
-        </w:rPr>
-        <w:t xml:space="preserve">Page</w:t>
+        <w:t xml:space="preserve">TABLE</w:t>
+      </w:r>
+      <w:r>
+        <w:rPr>
+          <w:b/>
+          <w:bCs/>
+        </w:rPr>
+        <w:t xml:space="preserve"> </w:t>
+      </w:r>
+      <w:r>
+        <w:rPr>
+          <w:b/>
+          <w:bCs/>
+        </w:rPr>
+        <w:t xml:space="preserve">OF</w:t>
+      </w:r>
+      <w:r>
+        <w:rPr>
+          <w:b/>
+          <w:bCs/>
+        </w:rPr>
+        <w:t xml:space="preserve"> </w:t>
+      </w:r>
+      <w:r>
+        <w:rPr>
+          <w:b/>
+          <w:bCs/>
+        </w:rPr>
+        <w:t xml:space="preserve">CONTENTS</w:t>
       </w:r>
     </w:p>
     <w:p>
@@ -741,7 +761,6 @@
         </w:tabs>
         <w:spacing w:before="120" w:after="0" w:line="276" w:lineRule="exact"/>
         <w:ind w:left="0" w:right="720" w:firstLine="0"/>
-        <w:jc w:val="left"/>
       </w:pPr>
       <w:r>
         <w:t xml:space="preserve">PRELIMINARY</w:t>
@@ -770,7 +789,6 @@
         </w:tabs>
         <w:spacing w:before="120" w:after="0" w:line="276" w:lineRule="exact"/>
         <w:ind w:left="0" w:right="720" w:firstLine="0"/>
-        <w:jc w:val="left"/>
       </w:pPr>
       <w:r>
         <w:t xml:space="preserve">BACKGROUND</w:t>
@@ -793,7 +811,6 @@
         </w:tabs>
         <w:spacing w:before="120" w:after="0" w:line="276" w:lineRule="exact"/>
         <w:ind w:left="0" w:right="720" w:firstLine="0"/>
-        <w:jc w:val="left"/>
       </w:pPr>
       <w:r>
         <w:t xml:space="preserve">LEGAL</w:t>
@@ -822,7 +839,6 @@
         </w:tabs>
         <w:spacing w:before="120" w:after="0" w:line="276" w:lineRule="exact"/>
         <w:ind w:left="0" w:right="720" w:firstLine="0"/>
-        <w:jc w:val="left"/>
       </w:pPr>
       <w:r>
         <w:t xml:space="preserve">ARGUMENT</w:t>
@@ -835,268 +851,6 @@
       </w:r>
       <w:r>
         <w:t xml:space="preserve">3</w:t>
-      </w:r>
-    </w:p>
-    <w:p>
-      <w:pPr>
-        <w:keepLines/>
-        <w:tabs>
-          <w:tab w:val="right" w:leader="dot" w:pos="9360"/>
-        </w:tabs>
-        <w:spacing w:before="120" w:after="0" w:line="276" w:lineRule="exact"/>
-        <w:ind w:left="720" w:right="720" w:hanging="720"/>
-        <w:jc w:val="left"/>
-      </w:pPr>
-      <w:r>
-        <w:t xml:space="preserve">I.</w:t>
-      </w:r>
-      <w:r>
-        <w:tab/>
-      </w:r>
-      <w:r>
-        <w:t xml:space="preserve">Count</w:t>
-      </w:r>
-      <w:r>
-        <w:t xml:space="preserve"> </w:t>
-      </w:r>
-      <w:r>
-        <w:t xml:space="preserve">I</w:t>
-      </w:r>
-      <w:r>
-        <w:t xml:space="preserve"> </w:t>
-      </w:r>
-      <w:r>
-        <w:t xml:space="preserve">Fails</w:t>
-      </w:r>
-      <w:r>
-        <w:t xml:space="preserve"> </w:t>
-      </w:r>
-      <w:r>
-        <w:t xml:space="preserve">to</w:t>
-      </w:r>
-      <w:r>
-        <w:t xml:space="preserve"> </w:t>
-      </w:r>
-      <w:r>
-        <w:t xml:space="preserve">State</w:t>
-      </w:r>
-      <w:r>
-        <w:t xml:space="preserve"> </w:t>
-      </w:r>
-      <w:r>
-        <w:t xml:space="preserve">a</w:t>
-      </w:r>
-      <w:r>
-        <w:t xml:space="preserve"> </w:t>
-      </w:r>
-      <w:r>
-        <w:t xml:space="preserve">Claim</w:t>
-      </w:r>
-      <w:r>
-        <w:t xml:space="preserve"> </w:t>
-      </w:r>
-      <w:r>
-        <w:t xml:space="preserve">for</w:t>
-      </w:r>
-      <w:r>
-        <w:t xml:space="preserve"> </w:t>
-      </w:r>
-      <w:r>
-        <w:t xml:space="preserve">Alter-Ego</w:t>
-      </w:r>
-      <w:r>
-        <w:t xml:space="preserve"> </w:t>
-      </w:r>
-      <w:r>
-        <w:t xml:space="preserve">Liability</w:t>
-      </w:r>
-      <w:r>
-        <w:t xml:space="preserve"> </w:t>
-      </w:r>
-      <w:r>
-        <w:t xml:space="preserve">Under</w:t>
-      </w:r>
-      <w:r>
-        <w:t xml:space="preserve"> </w:t>
-      </w:r>
-      <w:r>
-        <w:t xml:space="preserve">Singapore</w:t>
-      </w:r>
-      <w:r>
-        <w:t xml:space="preserve"> </w:t>
-      </w:r>
-      <w:r>
-        <w:t xml:space="preserve">Law.</w:t>
-      </w:r>
-      <w:r>
-        <w:t xml:space="preserve">   </w:t>
-      </w:r>
-      <w:r>
-        <w:tab/>
-      </w:r>
-      <w:r>
-        <w:t xml:space="preserve">3</w:t>
-      </w:r>
-    </w:p>
-    <w:p>
-      <w:pPr>
-        <w:keepLines/>
-        <w:tabs>
-          <w:tab w:val="right" w:leader="dot" w:pos="9360"/>
-        </w:tabs>
-        <w:spacing w:before="120" w:after="0" w:line="276" w:lineRule="exact"/>
-        <w:ind w:left="720" w:right="720" w:hanging="720"/>
-        <w:jc w:val="left"/>
-      </w:pPr>
-      <w:r>
-        <w:t xml:space="preserve">II.</w:t>
-      </w:r>
-      <w:r>
-        <w:tab/>
-      </w:r>
-      <w:r>
-        <w:t xml:space="preserve">Even</w:t>
-      </w:r>
-      <w:r>
-        <w:t xml:space="preserve"> </w:t>
-      </w:r>
-      <w:r>
-        <w:t xml:space="preserve">Assuming</w:t>
-      </w:r>
-      <w:r>
-        <w:t xml:space="preserve"> </w:t>
-      </w:r>
-      <w:r>
-        <w:t xml:space="preserve">That</w:t>
-      </w:r>
-      <w:r>
-        <w:t xml:space="preserve"> </w:t>
-      </w:r>
-      <w:r>
-        <w:t xml:space="preserve">U.S.</w:t>
-      </w:r>
-      <w:r>
-        <w:t xml:space="preserve"> </w:t>
-      </w:r>
-      <w:r>
-        <w:t xml:space="preserve">Law</w:t>
-      </w:r>
-      <w:r>
-        <w:t xml:space="preserve"> </w:t>
-      </w:r>
-      <w:r>
-        <w:t xml:space="preserve">Was</w:t>
-      </w:r>
-      <w:r>
-        <w:t xml:space="preserve"> </w:t>
-      </w:r>
-      <w:r>
-        <w:t xml:space="preserve">to</w:t>
-      </w:r>
-      <w:r>
-        <w:t xml:space="preserve"> </w:t>
-      </w:r>
-      <w:r>
-        <w:t xml:space="preserve">Apply,</w:t>
-      </w:r>
-      <w:r>
-        <w:t xml:space="preserve"> </w:t>
-      </w:r>
-      <w:r>
-        <w:t xml:space="preserve">Count</w:t>
-      </w:r>
-      <w:r>
-        <w:t xml:space="preserve"> </w:t>
-      </w:r>
-      <w:r>
-        <w:t xml:space="preserve">I</w:t>
-      </w:r>
-      <w:r>
-        <w:t xml:space="preserve"> </w:t>
-      </w:r>
-      <w:r>
-        <w:t xml:space="preserve">Fails</w:t>
-      </w:r>
-      <w:r>
-        <w:t xml:space="preserve"> </w:t>
-      </w:r>
-      <w:r>
-        <w:t xml:space="preserve">to</w:t>
-      </w:r>
-      <w:r>
-        <w:t xml:space="preserve"> </w:t>
-      </w:r>
-      <w:r>
-        <w:t xml:space="preserve">State</w:t>
-      </w:r>
-      <w:r>
-        <w:t xml:space="preserve"> </w:t>
-      </w:r>
-      <w:r>
-        <w:t xml:space="preserve">a</w:t>
-      </w:r>
-      <w:r>
-        <w:t xml:space="preserve"> </w:t>
-      </w:r>
-      <w:r>
-        <w:t xml:space="preserve">Claim</w:t>
-      </w:r>
-      <w:r>
-        <w:t xml:space="preserve"> </w:t>
-      </w:r>
-      <w:r>
-        <w:t xml:space="preserve">for</w:t>
-      </w:r>
-      <w:r>
-        <w:t xml:space="preserve"> </w:t>
-      </w:r>
-      <w:r>
-        <w:t xml:space="preserve">Alter-Ego</w:t>
-      </w:r>
-      <w:r>
-        <w:t xml:space="preserve"> </w:t>
-      </w:r>
-      <w:r>
-        <w:t xml:space="preserve">Liability</w:t>
-      </w:r>
-      <w:r>
-        <w:t xml:space="preserve"> </w:t>
-      </w:r>
-      <w:r>
-        <w:t xml:space="preserve">Under</w:t>
-      </w:r>
-      <w:r>
-        <w:t xml:space="preserve"> </w:t>
-      </w:r>
-      <w:r>
-        <w:t xml:space="preserve">Federal</w:t>
-      </w:r>
-      <w:r>
-        <w:t xml:space="preserve"> </w:t>
-      </w:r>
-      <w:r>
-        <w:t xml:space="preserve">Maritime</w:t>
-      </w:r>
-      <w:r>
-        <w:t xml:space="preserve"> </w:t>
-      </w:r>
-      <w:r>
-        <w:t xml:space="preserve">Common</w:t>
-      </w:r>
-      <w:r>
-        <w:t xml:space="preserve"> </w:t>
-      </w:r>
-      <w:r>
-        <w:t xml:space="preserve">Law.</w:t>
-      </w:r>
-      <w:r>
-        <w:t xml:space="preserve">   </w:t>
-      </w:r>
-      <w:r>
-        <w:tab/>
-      </w:r>
-      <w:r>
-        <w:t xml:space="preserve">4</w:t>
       </w:r>
     </w:p>
     <w:p>
@@ -1107,28 +861,51 @@
         </w:tabs>
         <w:spacing w:before="120" w:after="0" w:line="276" w:lineRule="exact"/>
         <w:ind w:left="1440" w:right="720" w:hanging="720"/>
-        <w:jc w:val="left"/>
-      </w:pPr>
-      <w:r>
-        <w:t xml:space="preserve">A.</w:t>
+      </w:pPr>
+      <w:r>
+        <w:t xml:space="preserve">I.</w:t>
       </w:r>
       <w:r>
         <w:tab/>
       </w:r>
       <w:r>
-        <w:t xml:space="preserve">The</w:t>
-      </w:r>
-      <w:r>
-        <w:t xml:space="preserve"> </w:t>
-      </w:r>
-      <w:r>
-        <w:t xml:space="preserve">Legal</w:t>
-      </w:r>
-      <w:r>
-        <w:t xml:space="preserve"> </w:t>
-      </w:r>
-      <w:r>
-        <w:t xml:space="preserve">Standard</w:t>
+        <w:t xml:space="preserve">Count</w:t>
+      </w:r>
+      <w:r>
+        <w:t xml:space="preserve"> </w:t>
+      </w:r>
+      <w:r>
+        <w:t xml:space="preserve">I</w:t>
+      </w:r>
+      <w:r>
+        <w:t xml:space="preserve"> </w:t>
+      </w:r>
+      <w:r>
+        <w:t xml:space="preserve">Fails</w:t>
+      </w:r>
+      <w:r>
+        <w:t xml:space="preserve"> </w:t>
+      </w:r>
+      <w:r>
+        <w:t xml:space="preserve">to</w:t>
+      </w:r>
+      <w:r>
+        <w:t xml:space="preserve"> </w:t>
+      </w:r>
+      <w:r>
+        <w:t xml:space="preserve">State</w:t>
+      </w:r>
+      <w:r>
+        <w:t xml:space="preserve"> </w:t>
+      </w:r>
+      <w:r>
+        <w:t xml:space="preserve">a</w:t>
+      </w:r>
+      <w:r>
+        <w:t xml:space="preserve"> </w:t>
+      </w:r>
+      <w:r>
+        <w:t xml:space="preserve">Claim</w:t>
       </w:r>
       <w:r>
         <w:t xml:space="preserve"> </w:t>
@@ -1140,49 +917,31 @@
         <w:t xml:space="preserve"> </w:t>
       </w:r>
       <w:r>
-        <w:t xml:space="preserve">Veil-Piercing</w:t>
-      </w:r>
-      <w:r>
-        <w:t xml:space="preserve"> </w:t>
-      </w:r>
-      <w:r>
-        <w:t xml:space="preserve">Is</w:t>
-      </w:r>
-      <w:r>
-        <w:t xml:space="preserve"> </w:t>
-      </w:r>
-      <w:r>
-        <w:t xml:space="preserve">Demanding</w:t>
-      </w:r>
-      <w:r>
-        <w:t xml:space="preserve"> </w:t>
-      </w:r>
-      <w:r>
-        <w:t xml:space="preserve">and</w:t>
-      </w:r>
-      <w:r>
-        <w:t xml:space="preserve"> </w:t>
-      </w:r>
-      <w:r>
-        <w:t xml:space="preserve">Is</w:t>
-      </w:r>
-      <w:r>
-        <w:t xml:space="preserve"> </w:t>
-      </w:r>
-      <w:r>
-        <w:t xml:space="preserve">Not</w:t>
-      </w:r>
-      <w:r>
-        <w:t xml:space="preserve"> </w:t>
-      </w:r>
-      <w:r>
-        <w:t xml:space="preserve">Met</w:t>
-      </w:r>
-      <w:r>
-        <w:t xml:space="preserve"> </w:t>
-      </w:r>
-      <w:r>
-        <w:t xml:space="preserve">Here.</w:t>
+        <w:t xml:space="preserve">Alter-Ego</w:t>
+      </w:r>
+      <w:r>
+        <w:t xml:space="preserve"> </w:t>
+      </w:r>
+      <w:r>
+        <w:t xml:space="preserve">Liability</w:t>
+      </w:r>
+      <w:r>
+        <w:t xml:space="preserve"> </w:t>
+      </w:r>
+      <w:r>
+        <w:t xml:space="preserve">Under</w:t>
+      </w:r>
+      <w:r>
+        <w:t xml:space="preserve"> </w:t>
+      </w:r>
+      <w:r>
+        <w:t xml:space="preserve">Singapore</w:t>
+      </w:r>
+      <w:r>
+        <w:t xml:space="preserve"> </w:t>
+      </w:r>
+      <w:r>
+        <w:t xml:space="preserve">Law.</w:t>
       </w:r>
       <w:r>
         <w:t xml:space="preserve">   </w:t>
@@ -1191,7 +950,7 @@
         <w:tab/>
       </w:r>
       <w:r>
-        <w:t xml:space="preserve">4</w:t>
+        <w:t xml:space="preserve">3</w:t>
       </w:r>
     </w:p>
     <w:p>
@@ -1202,7 +961,260 @@
         </w:tabs>
         <w:spacing w:before="120" w:after="0" w:line="276" w:lineRule="exact"/>
         <w:ind w:left="1440" w:right="720" w:hanging="720"/>
-        <w:jc w:val="left"/>
+      </w:pPr>
+      <w:r>
+        <w:t xml:space="preserve">II.</w:t>
+      </w:r>
+      <w:r>
+        <w:tab/>
+      </w:r>
+      <w:r>
+        <w:t xml:space="preserve">Even</w:t>
+      </w:r>
+      <w:r>
+        <w:t xml:space="preserve"> </w:t>
+      </w:r>
+      <w:r>
+        <w:t xml:space="preserve">Assuming</w:t>
+      </w:r>
+      <w:r>
+        <w:t xml:space="preserve"> </w:t>
+      </w:r>
+      <w:r>
+        <w:t xml:space="preserve">That</w:t>
+      </w:r>
+      <w:r>
+        <w:t xml:space="preserve"> </w:t>
+      </w:r>
+      <w:r>
+        <w:t xml:space="preserve">U.S.</w:t>
+      </w:r>
+      <w:r>
+        <w:t xml:space="preserve"> </w:t>
+      </w:r>
+      <w:r>
+        <w:t xml:space="preserve">Law</w:t>
+      </w:r>
+      <w:r>
+        <w:t xml:space="preserve"> </w:t>
+      </w:r>
+      <w:r>
+        <w:t xml:space="preserve">Was</w:t>
+      </w:r>
+      <w:r>
+        <w:t xml:space="preserve"> </w:t>
+      </w:r>
+      <w:r>
+        <w:t xml:space="preserve">to</w:t>
+      </w:r>
+      <w:r>
+        <w:t xml:space="preserve"> </w:t>
+      </w:r>
+      <w:r>
+        <w:t xml:space="preserve">Apply,</w:t>
+      </w:r>
+      <w:r>
+        <w:t xml:space="preserve"> </w:t>
+      </w:r>
+      <w:r>
+        <w:t xml:space="preserve">Count</w:t>
+      </w:r>
+      <w:r>
+        <w:t xml:space="preserve"> </w:t>
+      </w:r>
+      <w:r>
+        <w:t xml:space="preserve">I</w:t>
+      </w:r>
+      <w:r>
+        <w:t xml:space="preserve"> </w:t>
+      </w:r>
+      <w:r>
+        <w:t xml:space="preserve">Fails</w:t>
+      </w:r>
+      <w:r>
+        <w:t xml:space="preserve"> </w:t>
+      </w:r>
+      <w:r>
+        <w:t xml:space="preserve">to</w:t>
+      </w:r>
+      <w:r>
+        <w:t xml:space="preserve"> </w:t>
+      </w:r>
+      <w:r>
+        <w:t xml:space="preserve">State</w:t>
+      </w:r>
+      <w:r>
+        <w:t xml:space="preserve"> </w:t>
+      </w:r>
+      <w:r>
+        <w:t xml:space="preserve">a</w:t>
+      </w:r>
+      <w:r>
+        <w:t xml:space="preserve"> </w:t>
+      </w:r>
+      <w:r>
+        <w:t xml:space="preserve">Claim</w:t>
+      </w:r>
+      <w:r>
+        <w:t xml:space="preserve"> </w:t>
+      </w:r>
+      <w:r>
+        <w:t xml:space="preserve">for</w:t>
+      </w:r>
+      <w:r>
+        <w:t xml:space="preserve"> </w:t>
+      </w:r>
+      <w:r>
+        <w:t xml:space="preserve">Alter-Ego</w:t>
+      </w:r>
+      <w:r>
+        <w:t xml:space="preserve"> </w:t>
+      </w:r>
+      <w:r>
+        <w:t xml:space="preserve">Liability</w:t>
+      </w:r>
+      <w:r>
+        <w:t xml:space="preserve"> </w:t>
+      </w:r>
+      <w:r>
+        <w:t xml:space="preserve">Under</w:t>
+      </w:r>
+      <w:r>
+        <w:t xml:space="preserve"> </w:t>
+      </w:r>
+      <w:r>
+        <w:t xml:space="preserve">Federal</w:t>
+      </w:r>
+      <w:r>
+        <w:t xml:space="preserve"> </w:t>
+      </w:r>
+      <w:r>
+        <w:t xml:space="preserve">Maritime</w:t>
+      </w:r>
+      <w:r>
+        <w:t xml:space="preserve"> </w:t>
+      </w:r>
+      <w:r>
+        <w:t xml:space="preserve">Common</w:t>
+      </w:r>
+      <w:r>
+        <w:t xml:space="preserve"> </w:t>
+      </w:r>
+      <w:r>
+        <w:t xml:space="preserve">Law.</w:t>
+      </w:r>
+      <w:r>
+        <w:t xml:space="preserve">   </w:t>
+      </w:r>
+      <w:r>
+        <w:tab/>
+      </w:r>
+      <w:r>
+        <w:t xml:space="preserve">4</w:t>
+      </w:r>
+    </w:p>
+    <w:p>
+      <w:pPr>
+        <w:keepLines/>
+        <w:tabs>
+          <w:tab w:val="right" w:leader="dot" w:pos="9360"/>
+        </w:tabs>
+        <w:spacing w:before="120" w:after="0" w:line="276" w:lineRule="exact"/>
+        <w:ind w:left="2160" w:right="720" w:hanging="720"/>
+      </w:pPr>
+      <w:r>
+        <w:t xml:space="preserve">A.</w:t>
+      </w:r>
+      <w:r>
+        <w:tab/>
+      </w:r>
+      <w:r>
+        <w:t xml:space="preserve">The</w:t>
+      </w:r>
+      <w:r>
+        <w:t xml:space="preserve"> </w:t>
+      </w:r>
+      <w:r>
+        <w:t xml:space="preserve">Legal</w:t>
+      </w:r>
+      <w:r>
+        <w:t xml:space="preserve"> </w:t>
+      </w:r>
+      <w:r>
+        <w:t xml:space="preserve">Standard</w:t>
+      </w:r>
+      <w:r>
+        <w:t xml:space="preserve"> </w:t>
+      </w:r>
+      <w:r>
+        <w:t xml:space="preserve">for</w:t>
+      </w:r>
+      <w:r>
+        <w:t xml:space="preserve"> </w:t>
+      </w:r>
+      <w:r>
+        <w:t xml:space="preserve">Veil-Piercing</w:t>
+      </w:r>
+      <w:r>
+        <w:t xml:space="preserve"> </w:t>
+      </w:r>
+      <w:r>
+        <w:t xml:space="preserve">Is</w:t>
+      </w:r>
+      <w:r>
+        <w:t xml:space="preserve"> </w:t>
+      </w:r>
+      <w:r>
+        <w:t xml:space="preserve">Demanding</w:t>
+      </w:r>
+      <w:r>
+        <w:t xml:space="preserve"> </w:t>
+      </w:r>
+      <w:r>
+        <w:t xml:space="preserve">and</w:t>
+      </w:r>
+      <w:r>
+        <w:t xml:space="preserve"> </w:t>
+      </w:r>
+      <w:r>
+        <w:t xml:space="preserve">Is</w:t>
+      </w:r>
+      <w:r>
+        <w:t xml:space="preserve"> </w:t>
+      </w:r>
+      <w:r>
+        <w:t xml:space="preserve">Not</w:t>
+      </w:r>
+      <w:r>
+        <w:t xml:space="preserve"> </w:t>
+      </w:r>
+      <w:r>
+        <w:t xml:space="preserve">Met</w:t>
+      </w:r>
+      <w:r>
+        <w:t xml:space="preserve"> </w:t>
+      </w:r>
+      <w:r>
+        <w:t xml:space="preserve">Here.</w:t>
+      </w:r>
+      <w:r>
+        <w:t xml:space="preserve">   </w:t>
+      </w:r>
+      <w:r>
+        <w:tab/>
+      </w:r>
+      <w:r>
+        <w:t xml:space="preserve">4</w:t>
+      </w:r>
+    </w:p>
+    <w:p>
+      <w:pPr>
+        <w:keepLines/>
+        <w:tabs>
+          <w:tab w:val="right" w:leader="dot" w:pos="9360"/>
+        </w:tabs>
+        <w:spacing w:before="120" w:after="0" w:line="276" w:lineRule="exact"/>
+        <w:ind w:left="2160" w:right="720" w:hanging="720"/>
       </w:pPr>
       <w:r>
         <w:t xml:space="preserve">B.</w:t>
@@ -1251,6 +1263,164 @@
       </w:r>
       <w:r>
         <w:t xml:space="preserve">5</w:t>
+      </w:r>
+    </w:p>
+    <w:p>
+      <w:pPr>
+        <w:keepLines/>
+        <w:tabs>
+          <w:tab w:val="right" w:leader="dot" w:pos="9360"/>
+        </w:tabs>
+        <w:spacing w:before="120" w:after="0" w:line="276" w:lineRule="exact"/>
+        <w:ind w:left="2160" w:right="720" w:hanging="720"/>
+      </w:pPr>
+      <w:r>
+        <w:t xml:space="preserve">C.</w:t>
+      </w:r>
+      <w:r>
+        <w:tab/>
+      </w:r>
+      <w:r>
+        <w:t xml:space="preserve">The</w:t>
+      </w:r>
+      <w:r>
+        <w:t xml:space="preserve"> </w:t>
+      </w:r>
+      <w:r>
+        <w:t xml:space="preserve">Complaint</w:t>
+      </w:r>
+      <w:r>
+        <w:t xml:space="preserve"> </w:t>
+      </w:r>
+      <w:r>
+        <w:t xml:space="preserve">Fails</w:t>
+      </w:r>
+      <w:r>
+        <w:t xml:space="preserve"> </w:t>
+      </w:r>
+      <w:r>
+        <w:t xml:space="preserve">to</w:t>
+      </w:r>
+      <w:r>
+        <w:t xml:space="preserve"> </w:t>
+      </w:r>
+      <w:r>
+        <w:t xml:space="preserve">Plausibly</w:t>
+      </w:r>
+      <w:r>
+        <w:t xml:space="preserve"> </w:t>
+      </w:r>
+      <w:r>
+        <w:t xml:space="preserve">Allege</w:t>
+      </w:r>
+      <w:r>
+        <w:t xml:space="preserve"> </w:t>
+      </w:r>
+      <w:r>
+        <w:t xml:space="preserve">Fraud</w:t>
+      </w:r>
+      <w:r>
+        <w:t xml:space="preserve"> </w:t>
+      </w:r>
+      <w:r>
+        <w:t xml:space="preserve">or</w:t>
+      </w:r>
+      <w:r>
+        <w:t xml:space="preserve"> </w:t>
+      </w:r>
+      <w:r>
+        <w:t xml:space="preserve">Wrong</w:t>
+      </w:r>
+      <w:r>
+        <w:t xml:space="preserve"> </w:t>
+      </w:r>
+      <w:r>
+        <w:t xml:space="preserve">Directed</w:t>
+      </w:r>
+      <w:r>
+        <w:t xml:space="preserve"> </w:t>
+      </w:r>
+      <w:r>
+        <w:t xml:space="preserve">at</w:t>
+      </w:r>
+      <w:r>
+        <w:t xml:space="preserve"> </w:t>
+      </w:r>
+      <w:r>
+        <w:t xml:space="preserve">Minerva.</w:t>
+      </w:r>
+      <w:r>
+        <w:t xml:space="preserve">   </w:t>
+      </w:r>
+      <w:r>
+        <w:tab/>
+      </w:r>
+      <w:r>
+        <w:t xml:space="preserve">6</w:t>
+      </w:r>
+    </w:p>
+    <w:p>
+      <w:pPr>
+        <w:keepLines/>
+        <w:tabs>
+          <w:tab w:val="right" w:leader="dot" w:pos="9360"/>
+        </w:tabs>
+        <w:spacing w:before="120" w:after="0" w:line="276" w:lineRule="exact"/>
+        <w:ind w:left="2160" w:right="720" w:hanging="720"/>
+      </w:pPr>
+      <w:r>
+        <w:t xml:space="preserve">D.</w:t>
+      </w:r>
+      <w:r>
+        <w:tab/>
+      </w:r>
+      <w:r>
+        <w:t xml:space="preserve">Allegations</w:t>
+      </w:r>
+      <w:r>
+        <w:t xml:space="preserve"> </w:t>
+      </w:r>
+      <w:r>
+        <w:t xml:space="preserve">Regarding</w:t>
+      </w:r>
+      <w:r>
+        <w:t xml:space="preserve"> </w:t>
+      </w:r>
+      <w:r>
+        <w:t xml:space="preserve">Mahween</w:t>
+      </w:r>
+      <w:r>
+        <w:t xml:space="preserve"> </w:t>
+      </w:r>
+      <w:r>
+        <w:t xml:space="preserve">Rahman</w:t>
+      </w:r>
+      <w:r>
+        <w:t xml:space="preserve"> </w:t>
+      </w:r>
+      <w:r>
+        <w:t xml:space="preserve">Are</w:t>
+      </w:r>
+      <w:r>
+        <w:t xml:space="preserve"> </w:t>
+      </w:r>
+      <w:r>
+        <w:t xml:space="preserve">Legally</w:t>
+      </w:r>
+      <w:r>
+        <w:t xml:space="preserve"> </w:t>
+      </w:r>
+      <w:r>
+        <w:t xml:space="preserve">Insufficient.</w:t>
+      </w:r>
+      <w:r>
+        <w:t xml:space="preserve">   </w:t>
+      </w:r>
+      <w:r>
+        <w:tab/>
+      </w:r>
+      <w:r>
+        <w:t xml:space="preserve">7</w:t>
       </w:r>
     </w:p>
     <w:p>
@@ -1261,22 +1431,21 @@
         </w:tabs>
         <w:spacing w:before="120" w:after="0" w:line="276" w:lineRule="exact"/>
         <w:ind w:left="1440" w:right="720" w:hanging="720"/>
-        <w:jc w:val="left"/>
-      </w:pPr>
-      <w:r>
-        <w:t xml:space="preserve">C.</w:t>
+      </w:pPr>
+      <w:r>
+        <w:t xml:space="preserve">III.</w:t>
       </w:r>
       <w:r>
         <w:tab/>
       </w:r>
       <w:r>
-        <w:t xml:space="preserve">The</w:t>
-      </w:r>
-      <w:r>
-        <w:t xml:space="preserve"> </w:t>
-      </w:r>
-      <w:r>
-        <w:t xml:space="preserve">Complaint</w:t>
+        <w:t xml:space="preserve">Count</w:t>
+      </w:r>
+      <w:r>
+        <w:t xml:space="preserve"> </w:t>
+      </w:r>
+      <w:r>
+        <w:t xml:space="preserve">II</w:t>
       </w:r>
       <w:r>
         <w:t xml:space="preserve"> </w:t>
@@ -1294,49 +1463,73 @@
         <w:t xml:space="preserve"> </w:t>
       </w:r>
       <w:r>
-        <w:t xml:space="preserve">Plausibly</w:t>
-      </w:r>
-      <w:r>
-        <w:t xml:space="preserve"> </w:t>
-      </w:r>
-      <w:r>
-        <w:t xml:space="preserve">Allege</w:t>
-      </w:r>
-      <w:r>
-        <w:t xml:space="preserve"> </w:t>
-      </w:r>
-      <w:r>
-        <w:t xml:space="preserve">Fraud</w:t>
-      </w:r>
-      <w:r>
-        <w:t xml:space="preserve"> </w:t>
-      </w:r>
-      <w:r>
-        <w:t xml:space="preserve">or</w:t>
-      </w:r>
-      <w:r>
-        <w:t xml:space="preserve"> </w:t>
-      </w:r>
-      <w:r>
-        <w:t xml:space="preserve">Wrong</w:t>
-      </w:r>
-      <w:r>
-        <w:t xml:space="preserve"> </w:t>
-      </w:r>
-      <w:r>
-        <w:t xml:space="preserve">Directed</w:t>
-      </w:r>
-      <w:r>
-        <w:t xml:space="preserve"> </w:t>
-      </w:r>
-      <w:r>
-        <w:t xml:space="preserve">at</w:t>
-      </w:r>
-      <w:r>
-        <w:t xml:space="preserve"> </w:t>
-      </w:r>
-      <w:r>
-        <w:t xml:space="preserve">Minerva.</w:t>
+        <w:t xml:space="preserve">State</w:t>
+      </w:r>
+      <w:r>
+        <w:t xml:space="preserve"> </w:t>
+      </w:r>
+      <w:r>
+        <w:t xml:space="preserve">a</w:t>
+      </w:r>
+      <w:r>
+        <w:t xml:space="preserve"> </w:t>
+      </w:r>
+      <w:r>
+        <w:t xml:space="preserve">Claim</w:t>
+      </w:r>
+      <w:r>
+        <w:t xml:space="preserve"> </w:t>
+      </w:r>
+      <w:r>
+        <w:t xml:space="preserve">for</w:t>
+      </w:r>
+      <w:r>
+        <w:t xml:space="preserve"> </w:t>
+      </w:r>
+      <w:r>
+        <w:t xml:space="preserve">Recognition</w:t>
+      </w:r>
+      <w:r>
+        <w:t xml:space="preserve"> </w:t>
+      </w:r>
+      <w:r>
+        <w:t xml:space="preserve">of</w:t>
+      </w:r>
+      <w:r>
+        <w:t xml:space="preserve"> </w:t>
+      </w:r>
+      <w:r>
+        <w:t xml:space="preserve">the</w:t>
+      </w:r>
+      <w:r>
+        <w:t xml:space="preserve"> </w:t>
+      </w:r>
+      <w:r>
+        <w:t xml:space="preserve">English</w:t>
+      </w:r>
+      <w:r>
+        <w:t xml:space="preserve"> </w:t>
+      </w:r>
+      <w:r>
+        <w:t xml:space="preserve">Judgment</w:t>
+      </w:r>
+      <w:r>
+        <w:t xml:space="preserve"> </w:t>
+      </w:r>
+      <w:r>
+        <w:t xml:space="preserve">Against</w:t>
+      </w:r>
+      <w:r>
+        <w:t xml:space="preserve"> </w:t>
+      </w:r>
+      <w:r>
+        <w:t xml:space="preserve">These</w:t>
+      </w:r>
+      <w:r>
+        <w:t xml:space="preserve"> </w:t>
+      </w:r>
+      <w:r>
+        <w:t xml:space="preserve">Defendants.</w:t>
       </w:r>
       <w:r>
         <w:t xml:space="preserve">   </w:t>
@@ -1345,7 +1538,7 @@
         <w:tab/>
       </w:r>
       <w:r>
-        <w:t xml:space="preserve">6</w:t>
+        <w:t xml:space="preserve">9</w:t>
       </w:r>
     </w:p>
     <w:p>
@@ -1356,52 +1549,69 @@
         </w:tabs>
         <w:spacing w:before="120" w:after="0" w:line="276" w:lineRule="exact"/>
         <w:ind w:left="1440" w:right="720" w:hanging="720"/>
-        <w:jc w:val="left"/>
-      </w:pPr>
-      <w:r>
-        <w:t xml:space="preserve">D.</w:t>
+      </w:pPr>
+      <w:r>
+        <w:t xml:space="preserve">IV.</w:t>
       </w:r>
       <w:r>
         <w:tab/>
       </w:r>
       <w:r>
-        <w:t xml:space="preserve">Allegations</w:t>
-      </w:r>
-      <w:r>
-        <w:t xml:space="preserve"> </w:t>
-      </w:r>
-      <w:r>
-        <w:t xml:space="preserve">Regarding</w:t>
-      </w:r>
-      <w:r>
-        <w:t xml:space="preserve"> </w:t>
-      </w:r>
-      <w:r>
-        <w:t xml:space="preserve">Mahween</w:t>
-      </w:r>
-      <w:r>
-        <w:t xml:space="preserve"> </w:t>
-      </w:r>
-      <w:r>
-        <w:t xml:space="preserve">Rahman</w:t>
-      </w:r>
-      <w:r>
-        <w:t xml:space="preserve"> </w:t>
-      </w:r>
-      <w:r>
-        <w:t xml:space="preserve">Are</w:t>
-      </w:r>
-      <w:r>
-        <w:t xml:space="preserve"> </w:t>
-      </w:r>
-      <w:r>
-        <w:t xml:space="preserve">Legally</w:t>
-      </w:r>
-      <w:r>
-        <w:t xml:space="preserve"> </w:t>
-      </w:r>
-      <w:r>
-        <w:t xml:space="preserve">Insufficient.</w:t>
+        <w:t xml:space="preserve">Count</w:t>
+      </w:r>
+      <w:r>
+        <w:t xml:space="preserve"> </w:t>
+      </w:r>
+      <w:r>
+        <w:t xml:space="preserve">III</w:t>
+      </w:r>
+      <w:r>
+        <w:t xml:space="preserve"> </w:t>
+      </w:r>
+      <w:r>
+        <w:t xml:space="preserve">for</w:t>
+      </w:r>
+      <w:r>
+        <w:t xml:space="preserve"> </w:t>
+      </w:r>
+      <w:r>
+        <w:t xml:space="preserve">Declaratory</w:t>
+      </w:r>
+      <w:r>
+        <w:t xml:space="preserve"> </w:t>
+      </w:r>
+      <w:r>
+        <w:t xml:space="preserve">Judgment</w:t>
+      </w:r>
+      <w:r>
+        <w:t xml:space="preserve"> </w:t>
+      </w:r>
+      <w:r>
+        <w:t xml:space="preserve">Is</w:t>
+      </w:r>
+      <w:r>
+        <w:t xml:space="preserve"> </w:t>
+      </w:r>
+      <w:r>
+        <w:t xml:space="preserve">Duplicative</w:t>
+      </w:r>
+      <w:r>
+        <w:t xml:space="preserve"> </w:t>
+      </w:r>
+      <w:r>
+        <w:t xml:space="preserve">and</w:t>
+      </w:r>
+      <w:r>
+        <w:t xml:space="preserve"> </w:t>
+      </w:r>
+      <w:r>
+        <w:t xml:space="preserve">Independently</w:t>
+      </w:r>
+      <w:r>
+        <w:t xml:space="preserve"> </w:t>
+      </w:r>
+      <w:r>
+        <w:t xml:space="preserve">Fails.</w:t>
       </w:r>
       <w:r>
         <w:t xml:space="preserve">   </w:t>
@@ -1410,7 +1620,7 @@
         <w:tab/>
       </w:r>
       <w:r>
-        <w:t xml:space="preserve">7</w:t>
+        <w:t xml:space="preserve">10</w:t>
       </w:r>
     </w:p>
     <w:p>
@@ -1420,210 +1630,7 @@
           <w:tab w:val="right" w:leader="dot" w:pos="9360"/>
         </w:tabs>
         <w:spacing w:before="120" w:after="0" w:line="276" w:lineRule="exact"/>
-        <w:ind w:left="720" w:right="720" w:hanging="720"/>
-        <w:jc w:val="left"/>
-      </w:pPr>
-      <w:r>
-        <w:t xml:space="preserve">III.</w:t>
-      </w:r>
-      <w:r>
-        <w:tab/>
-      </w:r>
-      <w:r>
-        <w:t xml:space="preserve">Count</w:t>
-      </w:r>
-      <w:r>
-        <w:t xml:space="preserve"> </w:t>
-      </w:r>
-      <w:r>
-        <w:t xml:space="preserve">II</w:t>
-      </w:r>
-      <w:r>
-        <w:t xml:space="preserve"> </w:t>
-      </w:r>
-      <w:r>
-        <w:t xml:space="preserve">Fails</w:t>
-      </w:r>
-      <w:r>
-        <w:t xml:space="preserve"> </w:t>
-      </w:r>
-      <w:r>
-        <w:t xml:space="preserve">to</w:t>
-      </w:r>
-      <w:r>
-        <w:t xml:space="preserve"> </w:t>
-      </w:r>
-      <w:r>
-        <w:t xml:space="preserve">State</w:t>
-      </w:r>
-      <w:r>
-        <w:t xml:space="preserve"> </w:t>
-      </w:r>
-      <w:r>
-        <w:t xml:space="preserve">a</w:t>
-      </w:r>
-      <w:r>
-        <w:t xml:space="preserve"> </w:t>
-      </w:r>
-      <w:r>
-        <w:t xml:space="preserve">Claim</w:t>
-      </w:r>
-      <w:r>
-        <w:t xml:space="preserve"> </w:t>
-      </w:r>
-      <w:r>
-        <w:t xml:space="preserve">for</w:t>
-      </w:r>
-      <w:r>
-        <w:t xml:space="preserve"> </w:t>
-      </w:r>
-      <w:r>
-        <w:t xml:space="preserve">Recognition</w:t>
-      </w:r>
-      <w:r>
-        <w:t xml:space="preserve"> </w:t>
-      </w:r>
-      <w:r>
-        <w:t xml:space="preserve">of</w:t>
-      </w:r>
-      <w:r>
-        <w:t xml:space="preserve"> </w:t>
-      </w:r>
-      <w:r>
-        <w:t xml:space="preserve">the</w:t>
-      </w:r>
-      <w:r>
-        <w:t xml:space="preserve"> </w:t>
-      </w:r>
-      <w:r>
-        <w:t xml:space="preserve">English</w:t>
-      </w:r>
-      <w:r>
-        <w:t xml:space="preserve"> </w:t>
-      </w:r>
-      <w:r>
-        <w:t xml:space="preserve">Judgment</w:t>
-      </w:r>
-      <w:r>
-        <w:t xml:space="preserve"> </w:t>
-      </w:r>
-      <w:r>
-        <w:t xml:space="preserve">Against</w:t>
-      </w:r>
-      <w:r>
-        <w:t xml:space="preserve"> </w:t>
-      </w:r>
-      <w:r>
-        <w:t xml:space="preserve">These</w:t>
-      </w:r>
-      <w:r>
-        <w:t xml:space="preserve"> </w:t>
-      </w:r>
-      <w:r>
-        <w:t xml:space="preserve">Defendants.</w:t>
-      </w:r>
-      <w:r>
-        <w:t xml:space="preserve">   </w:t>
-      </w:r>
-      <w:r>
-        <w:tab/>
-      </w:r>
-      <w:r>
-        <w:t xml:space="preserve">9</w:t>
-      </w:r>
-    </w:p>
-    <w:p>
-      <w:pPr>
-        <w:keepLines/>
-        <w:tabs>
-          <w:tab w:val="right" w:leader="dot" w:pos="9360"/>
-        </w:tabs>
-        <w:spacing w:before="120" w:after="0" w:line="276" w:lineRule="exact"/>
-        <w:ind w:left="720" w:right="720" w:hanging="720"/>
-        <w:jc w:val="left"/>
-      </w:pPr>
-      <w:r>
-        <w:t xml:space="preserve">IV.</w:t>
-      </w:r>
-      <w:r>
-        <w:tab/>
-      </w:r>
-      <w:r>
-        <w:t xml:space="preserve">Count</w:t>
-      </w:r>
-      <w:r>
-        <w:t xml:space="preserve"> </w:t>
-      </w:r>
-      <w:r>
-        <w:t xml:space="preserve">III</w:t>
-      </w:r>
-      <w:r>
-        <w:t xml:space="preserve"> </w:t>
-      </w:r>
-      <w:r>
-        <w:t xml:space="preserve">for</w:t>
-      </w:r>
-      <w:r>
-        <w:t xml:space="preserve"> </w:t>
-      </w:r>
-      <w:r>
-        <w:t xml:space="preserve">Declaratory</w:t>
-      </w:r>
-      <w:r>
-        <w:t xml:space="preserve"> </w:t>
-      </w:r>
-      <w:r>
-        <w:t xml:space="preserve">Judgment</w:t>
-      </w:r>
-      <w:r>
-        <w:t xml:space="preserve"> </w:t>
-      </w:r>
-      <w:r>
-        <w:t xml:space="preserve">Is</w:t>
-      </w:r>
-      <w:r>
-        <w:t xml:space="preserve"> </w:t>
-      </w:r>
-      <w:r>
-        <w:t xml:space="preserve">Duplicative</w:t>
-      </w:r>
-      <w:r>
-        <w:t xml:space="preserve"> </w:t>
-      </w:r>
-      <w:r>
-        <w:t xml:space="preserve">and</w:t>
-      </w:r>
-      <w:r>
-        <w:t xml:space="preserve"> </w:t>
-      </w:r>
-      <w:r>
-        <w:t xml:space="preserve">Independently</w:t>
-      </w:r>
-      <w:r>
-        <w:t xml:space="preserve"> </w:t>
-      </w:r>
-      <w:r>
-        <w:t xml:space="preserve">Fails.</w:t>
-      </w:r>
-      <w:r>
-        <w:t xml:space="preserve">   </w:t>
-      </w:r>
-      <w:r>
-        <w:tab/>
-      </w:r>
-      <w:r>
-        <w:t xml:space="preserve">10</w:t>
-      </w:r>
-    </w:p>
-    <w:p>
-      <w:pPr>
-        <w:keepLines/>
-        <w:tabs>
-          <w:tab w:val="right" w:leader="dot" w:pos="9360"/>
-        </w:tabs>
-        <w:spacing w:before="120" w:after="0" w:line="276" w:lineRule="exact"/>
-        <w:ind w:left="720" w:right="720" w:hanging="720"/>
-        <w:jc w:val="left"/>
+        <w:ind w:left="1440" w:right="720" w:hanging="720"/>
       </w:pPr>
       <w:r>
         <w:t xml:space="preserve">V.</w:t>
@@ -1682,7 +1689,6 @@
         </w:tabs>
         <w:spacing w:before="120" w:after="0" w:line="276" w:lineRule="exact"/>
         <w:ind w:left="0" w:right="720" w:firstLine="0"/>
-        <w:jc w:val="left"/>
       </w:pPr>
       <w:r>
         <w:t xml:space="preserve">CONCLUSION</w:t>
@@ -1696,13 +1702,18 @@
       <w:r>
         <w:t xml:space="preserve">11</w:t>
       </w:r>
+    </w:p>
+    <w:p>
+      <w:pPr>
+        <w:pageBreakBefore/>
+        <w:spacing w:before="0" w:after="0" w:line="1" w:lineRule="exact"/>
+      </w:pPr>
     </w:p>
     <w:p>
       <w:pPr>
         <w:keepNext/>
         <w:keepLines/>
-        <w:pageBreakBefore/>
-        <w:spacing w:before="0" w:after="480" w:line="480" w:lineRule="exact"/>
+        <w:spacing w:before="0" w:after="276" w:line="276" w:lineRule="exact"/>
         <w:ind w:left="0" w:firstLine="0"/>
         <w:jc w:val="center"/>
       </w:pPr>
@@ -1711,29 +1722,44 @@
           <w:b/>
           <w:bCs/>
         </w:rPr>
-        <w:t xml:space="preserve">TABLE OF AUTHORITIES</w:t>
+        <w:t xml:space="preserve">TABLE</w:t>
+      </w:r>
+      <w:r>
+        <w:rPr>
+          <w:b/>
+          <w:bCs/>
+        </w:rPr>
+        <w:t xml:space="preserve"> </w:t>
+      </w:r>
+      <w:r>
+        <w:rPr>
+          <w:b/>
+          <w:bCs/>
+        </w:rPr>
+        <w:t xml:space="preserve">OF</w:t>
+      </w:r>
+      <w:r>
+        <w:rPr>
+          <w:b/>
+          <w:bCs/>
+        </w:rPr>
+        <w:t xml:space="preserve"> </w:t>
+      </w:r>
+      <w:r>
+        <w:rPr>
+          <w:b/>
+          <w:bCs/>
+        </w:rPr>
+        <w:t xml:space="preserve">AUTHORITIES</w:t>
       </w:r>
     </w:p>
     <w:p>
       <w:pPr>
         <w:keepNext/>
         <w:keepLines/>
-        <w:spacing w:before="0" w:after="0" w:line="276" w:lineRule="exact"/>
-        <w:ind w:left="0" w:firstLine="0"/>
-        <w:jc w:val="right"/>
-      </w:pPr>
-      <w:r>
-        <w:rPr>
-          <w:b/>
-          <w:bCs/>
-        </w:rPr>
-        <w:t xml:space="preserve">Page(s)</w:t>
-      </w:r>
-    </w:p>
-    <w:p>
-      <w:pPr>
-        <w:keepNext/>
-        <w:keepLines/>
+        <w:tabs>
+          <w:tab w:val="right" w:pos="9360"/>
+        </w:tabs>
         <w:spacing w:before="276" w:after="0" w:line="276" w:lineRule="exact"/>
         <w:ind w:left="0" w:firstLine="0"/>
         <w:jc w:val="left"/>
@@ -1744,6 +1770,20 @@
           <w:bCs/>
         </w:rPr>
         <w:t xml:space="preserve">Cases</w:t>
+      </w:r>
+      <w:r>
+        <w:rPr>
+          <w:b/>
+          <w:bCs/>
+        </w:rPr>
+        <w:tab/>
+      </w:r>
+      <w:r>
+        <w:rPr>
+          <w:b/>
+          <w:bCs/>
+        </w:rPr>
+        <w:t xml:space="preserve">Page(s)</w:t>
       </w:r>
     </w:p>
     <w:p>
@@ -1754,7 +1794,6 @@
         </w:tabs>
         <w:spacing w:before="120" w:after="0" w:line="276" w:lineRule="exact"/>
         <w:ind w:left="504" w:right="720" w:hanging="504"/>
-        <w:jc w:val="left"/>
       </w:pPr>
       <w:r>
         <w:rPr>
@@ -1834,7 +1873,10 @@
         <w:t xml:space="preserve">Sp.A.</w:t>
       </w:r>
       <w:r>
-        <w:t xml:space="preserve">, </w:t>
+        <w:t xml:space="preserve">,</w:t>
+      </w:r>
+      <w:r>
+        <w:t xml:space="preserve"> </w:t>
       </w:r>
       <w:r>
         <w:t xml:space="preserve">160</w:t>
@@ -1905,7 +1947,6 @@
         </w:tabs>
         <w:spacing w:before="120" w:after="0" w:line="276" w:lineRule="exact"/>
         <w:ind w:left="504" w:right="720" w:hanging="504"/>
-        <w:jc w:val="left"/>
       </w:pPr>
       <w:r>
         <w:rPr>
@@ -1943,7 +1984,10 @@
         <w:t xml:space="preserve">Hanioti</w:t>
       </w:r>
       <w:r>
-        <w:t xml:space="preserve">, </w:t>
+        <w:t xml:space="preserve">,</w:t>
+      </w:r>
+      <w:r>
+        <w:t xml:space="preserve"> </w:t>
       </w:r>
       <w:r>
         <w:t xml:space="preserve">239</w:t>
@@ -1996,7 +2040,6 @@
         </w:tabs>
         <w:spacing w:before="120" w:after="0" w:line="276" w:lineRule="exact"/>
         <w:ind w:left="504" w:right="720" w:hanging="504"/>
-        <w:jc w:val="left"/>
       </w:pPr>
       <w:r>
         <w:rPr>
@@ -2076,7 +2119,10 @@
         <w:t xml:space="preserve">3</w:t>
       </w:r>
       <w:r>
-        <w:t xml:space="preserve">, </w:t>
+        <w:t xml:space="preserve">,</w:t>
+      </w:r>
+      <w:r>
+        <w:t xml:space="preserve"> </w:t>
       </w:r>
       <w:r>
         <w:t xml:space="preserve">604</w:t>
@@ -2129,7 +2175,6 @@
         </w:tabs>
         <w:spacing w:before="120" w:after="0" w:line="276" w:lineRule="exact"/>
         <w:ind w:left="504" w:right="720" w:hanging="504"/>
-        <w:jc w:val="left"/>
       </w:pPr>
       <w:r>
         <w:rPr>
@@ -2167,7 +2212,10 @@
         <w:t xml:space="preserve">Iqbal</w:t>
       </w:r>
       <w:r>
-        <w:t xml:space="preserve">, </w:t>
+        <w:t xml:space="preserve">,</w:t>
+      </w:r>
+      <w:r>
+        <w:t xml:space="preserve"> </w:t>
       </w:r>
       <w:r>
         <w:t xml:space="preserve">556</w:t>
@@ -2208,7 +2256,6 @@
         </w:tabs>
         <w:spacing w:before="120" w:after="0" w:line="276" w:lineRule="exact"/>
         <w:ind w:left="504" w:right="720" w:hanging="504"/>
-        <w:jc w:val="left"/>
       </w:pPr>
       <w:r>
         <w:rPr>
@@ -2274,7 +2321,10 @@
         <w:t xml:space="preserve">Twombly</w:t>
       </w:r>
       <w:r>
-        <w:t xml:space="preserve">, </w:t>
+        <w:t xml:space="preserve">,</w:t>
+      </w:r>
+      <w:r>
+        <w:t xml:space="preserve"> </w:t>
       </w:r>
       <w:r>
         <w:t xml:space="preserve">550</w:t>
@@ -2315,7 +2365,6 @@
         </w:tabs>
         <w:spacing w:before="120" w:after="0" w:line="276" w:lineRule="exact"/>
         <w:ind w:left="504" w:right="720" w:hanging="504"/>
-        <w:jc w:val="left"/>
       </w:pPr>
       <w:r>
         <w:rPr>
@@ -2437,7 +2486,10 @@
         <w:t xml:space="preserve">Co.</w:t>
       </w:r>
       <w:r>
-        <w:t xml:space="preserve">, </w:t>
+        <w:t xml:space="preserve">,</w:t>
+      </w:r>
+      <w:r>
+        <w:t xml:space="preserve"> </w:t>
       </w:r>
       <w:r>
         <w:t xml:space="preserve">722</w:t>
@@ -2490,7 +2542,6 @@
         </w:tabs>
         <w:spacing w:before="120" w:after="0" w:line="276" w:lineRule="exact"/>
         <w:ind w:left="504" w:right="720" w:hanging="504"/>
-        <w:jc w:val="left"/>
       </w:pPr>
       <w:r>
         <w:rPr>
@@ -2612,7 +2663,10 @@
         <w:t xml:space="preserve">LLC</w:t>
       </w:r>
       <w:r>
-        <w:t xml:space="preserve">, </w:t>
+        <w:t xml:space="preserve">,</w:t>
+      </w:r>
+      <w:r>
+        <w:t xml:space="preserve"> </w:t>
       </w:r>
       <w:r>
         <w:t xml:space="preserve">851</w:t>
@@ -2671,7 +2725,6 @@
         </w:tabs>
         <w:spacing w:before="120" w:after="0" w:line="276" w:lineRule="exact"/>
         <w:ind w:left="504" w:right="720" w:hanging="504"/>
-        <w:jc w:val="left"/>
       </w:pPr>
       <w:r>
         <w:rPr>
@@ -2709,7 +2762,10 @@
         <w:t xml:space="preserve">Davis</w:t>
       </w:r>
       <w:r>
-        <w:t xml:space="preserve">, </w:t>
+        <w:t xml:space="preserve">,</w:t>
+      </w:r>
+      <w:r>
+        <w:t xml:space="preserve"> </w:t>
       </w:r>
       <w:r>
         <w:t xml:space="preserve">371</w:t>
@@ -2750,7 +2806,6 @@
         </w:tabs>
         <w:spacing w:before="120" w:after="0" w:line="276" w:lineRule="exact"/>
         <w:ind w:left="504" w:right="720" w:hanging="504"/>
-        <w:jc w:val="left"/>
       </w:pPr>
       <w:r>
         <w:rPr>
@@ -2788,7 +2843,10 @@
         <w:t xml:space="preserve">Snyder</w:t>
       </w:r>
       <w:r>
-        <w:t xml:space="preserve">, </w:t>
+        <w:t xml:space="preserve">,</w:t>
+      </w:r>
+      <w:r>
+        <w:t xml:space="preserve"> </w:t>
       </w:r>
       <w:r>
         <w:t xml:space="preserve">607</w:t>
@@ -2841,7 +2899,6 @@
         </w:tabs>
         <w:spacing w:before="120" w:after="0" w:line="276" w:lineRule="exact"/>
         <w:ind w:left="504" w:right="720" w:hanging="504"/>
-        <w:jc w:val="left"/>
       </w:pPr>
       <w:r>
         <w:rPr>
@@ -2949,7 +3006,10 @@
         <w:t xml:space="preserve">Co.</w:t>
       </w:r>
       <w:r>
-        <w:t xml:space="preserve">, </w:t>
+        <w:t xml:space="preserve">,</w:t>
+      </w:r>
+      <w:r>
+        <w:t xml:space="preserve"> </w:t>
       </w:r>
       <w:r>
         <w:t xml:space="preserve">No.</w:t>
@@ -2958,9 +3018,7 @@
         <w:t xml:space="preserve"> </w:t>
       </w:r>
       <w:r>
-        <w:t xml:space="preserve">14-CV</w:t>
-        <w:noBreakHyphen/>
-        <w:t xml:space="preserve">2168</w:t>
+        <w:t xml:space="preserve">14-CV-⁠2168</w:t>
       </w:r>
       <w:r>
         <w:t xml:space="preserve"> </w:t>
@@ -3028,7 +3086,6 @@
         </w:tabs>
         <w:spacing w:before="120" w:after="0" w:line="276" w:lineRule="exact"/>
         <w:ind w:left="504" w:right="720" w:hanging="504"/>
-        <w:jc w:val="left"/>
       </w:pPr>
       <w:r>
         <w:rPr>
@@ -3192,7 +3249,10 @@
         <w:t xml:space="preserve">Litig.</w:t>
       </w:r>
       <w:r>
-        <w:t xml:space="preserve">, </w:t>
+        <w:t xml:space="preserve">,</w:t>
+      </w:r>
+      <w:r>
+        <w:t xml:space="preserve"> </w:t>
       </w:r>
       <w:r>
         <w:t xml:space="preserve">457</w:t>
@@ -3251,7 +3311,6 @@
         </w:tabs>
         <w:spacing w:before="120" w:after="0" w:line="276" w:lineRule="exact"/>
         <w:ind w:left="504" w:right="720" w:hanging="504"/>
-        <w:jc w:val="left"/>
       </w:pPr>
       <w:r>
         <w:rPr>
@@ -3317,7 +3376,10 @@
         <w:t xml:space="preserve">Holt</w:t>
       </w:r>
       <w:r>
-        <w:t xml:space="preserve">, </w:t>
+        <w:t xml:space="preserve">,</w:t>
+      </w:r>
+      <w:r>
+        <w:t xml:space="preserve"> </w:t>
       </w:r>
       <w:r>
         <w:t xml:space="preserve">618</w:t>
@@ -3370,7 +3432,6 @@
         </w:tabs>
         <w:spacing w:before="120" w:after="0" w:line="276" w:lineRule="exact"/>
         <w:ind w:left="504" w:right="720" w:hanging="504"/>
-        <w:jc w:val="left"/>
       </w:pPr>
       <w:r>
         <w:rPr>
@@ -3450,7 +3511,10 @@
         <w:t xml:space="preserve">Ltd.</w:t>
       </w:r>
       <w:r>
-        <w:t xml:space="preserve">, </w:t>
+        <w:t xml:space="preserve">,</w:t>
+      </w:r>
+      <w:r>
+        <w:t xml:space="preserve"> </w:t>
       </w:r>
       <w:r>
         <w:t xml:space="preserve">12</w:t>
@@ -3491,7 +3555,6 @@
         </w:tabs>
         <w:spacing w:before="120" w:after="0" w:line="276" w:lineRule="exact"/>
         <w:ind w:left="504" w:right="720" w:hanging="504"/>
-        <w:jc w:val="left"/>
       </w:pPr>
       <w:r>
         <w:rPr>
@@ -3529,7 +3592,10 @@
         <w:t xml:space="preserve">Larsen</w:t>
       </w:r>
       <w:r>
-        <w:t xml:space="preserve">, </w:t>
+        <w:t xml:space="preserve">,</w:t>
+      </w:r>
+      <w:r>
+        <w:t xml:space="preserve"> </w:t>
       </w:r>
       <w:r>
         <w:t xml:space="preserve">345</w:t>
@@ -3570,7 +3636,6 @@
         </w:tabs>
         <w:spacing w:before="120" w:after="0" w:line="276" w:lineRule="exact"/>
         <w:ind w:left="504" w:right="720" w:hanging="504"/>
-        <w:jc w:val="left"/>
       </w:pPr>
       <w:r>
         <w:rPr>
@@ -3832,7 +3897,10 @@
         <w:t xml:space="preserve">Inc.</w:t>
       </w:r>
       <w:r>
-        <w:t xml:space="preserve">, </w:t>
+        <w:t xml:space="preserve">,</w:t>
+      </w:r>
+      <w:r>
+        <w:t xml:space="preserve"> </w:t>
       </w:r>
       <w:r>
         <w:t xml:space="preserve">712</w:t>
@@ -3885,7 +3953,6 @@
         </w:tabs>
         <w:spacing w:before="120" w:after="0" w:line="276" w:lineRule="exact"/>
         <w:ind w:left="504" w:right="720" w:hanging="504"/>
-        <w:jc w:val="left"/>
       </w:pPr>
       <w:r>
         <w:rPr>
@@ -4021,7 +4088,10 @@
         <w:t xml:space="preserve">DMCC</w:t>
       </w:r>
       <w:r>
-        <w:t xml:space="preserve">, </w:t>
+        <w:t xml:space="preserve">,</w:t>
+      </w:r>
+      <w:r>
+        <w:t xml:space="preserve"> </w:t>
       </w:r>
       <w:r>
         <w:t xml:space="preserve">No.</w:t>
@@ -4110,7 +4180,6 @@
         </w:tabs>
         <w:spacing w:before="120" w:after="0" w:line="276" w:lineRule="exact"/>
         <w:ind w:left="504" w:right="720" w:hanging="504"/>
-        <w:jc w:val="left"/>
       </w:pPr>
       <w:r>
         <w:rPr>
@@ -4176,7 +4245,10 @@
         <w:t xml:space="preserve">Inc.</w:t>
       </w:r>
       <w:r>
-        <w:t xml:space="preserve">, </w:t>
+        <w:t xml:space="preserve">,</w:t>
+      </w:r>
+      <w:r>
+        <w:t xml:space="preserve"> </w:t>
       </w:r>
       <w:r>
         <w:t xml:space="preserve">534</w:t>
@@ -4229,7 +4301,6 @@
         </w:tabs>
         <w:spacing w:before="120" w:after="0" w:line="276" w:lineRule="exact"/>
         <w:ind w:left="504" w:right="720" w:hanging="504"/>
-        <w:jc w:val="left"/>
       </w:pPr>
       <w:r>
         <w:rPr>
@@ -4351,7 +4422,10 @@
         <w:t xml:space="preserve">Inc.</w:t>
       </w:r>
       <w:r>
-        <w:t xml:space="preserve">, </w:t>
+        <w:t xml:space="preserve">,</w:t>
+      </w:r>
+      <w:r>
+        <w:t xml:space="preserve"> </w:t>
       </w:r>
       <w:r>
         <w:t xml:space="preserve">933</w:t>
@@ -4420,7 +4494,6 @@
         </w:tabs>
         <w:spacing w:before="120" w:after="0" w:line="276" w:lineRule="exact"/>
         <w:ind w:left="504" w:right="720" w:hanging="504"/>
-        <w:jc w:val="left"/>
       </w:pPr>
       <w:r>
         <w:t xml:space="preserve">N.Y.</w:t>
@@ -4477,7 +4550,6 @@
         </w:tabs>
         <w:spacing w:before="120" w:after="0" w:line="276" w:lineRule="exact"/>
         <w:ind w:left="504" w:right="720" w:hanging="504"/>
-        <w:jc w:val="left"/>
       </w:pPr>
       <w:r>
         <w:t xml:space="preserve">Fed.</w:t>
@@ -4524,7 +4596,6 @@
         </w:tabs>
         <w:spacing w:before="120" w:after="0" w:line="276" w:lineRule="exact"/>
         <w:ind w:left="504" w:right="720" w:hanging="504"/>
-        <w:jc w:val="left"/>
       </w:pPr>
       <w:r>
         <w:t xml:space="preserve">Fed.</w:t>
@@ -4576,7 +4647,21 @@
           <w:b/>
           <w:bCs/>
         </w:rPr>
-        <w:t xml:space="preserve">Other Authorities</w:t>
+        <w:t xml:space="preserve">Other</w:t>
+      </w:r>
+      <w:r>
+        <w:rPr>
+          <w:b/>
+          <w:bCs/>
+        </w:rPr>
+        <w:t xml:space="preserve"> </w:t>
+      </w:r>
+      <w:r>
+        <w:rPr>
+          <w:b/>
+          <w:bCs/>
+        </w:rPr>
+        <w:t xml:space="preserve">Authorities</w:t>
       </w:r>
     </w:p>
     <w:p>
@@ -4587,7 +4672,6 @@
         </w:tabs>
         <w:spacing w:before="120" w:after="0" w:line="276" w:lineRule="exact"/>
         <w:ind w:left="504" w:right="720" w:hanging="504"/>
-        <w:jc w:val="left"/>
       </w:pPr>
       <w:r>
         <w:t xml:space="preserve">Richard</w:t>
@@ -4646,11 +4730,11 @@
     </w:p>
     <w:p>
       <w:pPr>
-        <w:spacing w:before="0" w:after="0" w:line="20" w:lineRule="exact"/>
+        <w:spacing w:before="0" w:after="0" w:line="1" w:lineRule="exact"/>
         <w:sectPr>
-          <w:footerReference w:type="default" r:id="rIdFtrPage"/>
+          <w:footerReference w:type="default" r:id="rIdXdPage"/>
           <w:pgSz w:w="12240" w:h="15840"/>
-          <w:pgMar w:top="1440" w:right="1440" w:bottom="1440" w:left="1440" w:header="720" w:footer="720" w:gutter="0"/>
+          <w:pgMar w:top="1440" w:right="1440" w:bottom="1440" w:left="1440" w:header="720" w:footer="732" w:gutter="0"/>
           <w:pgNumType w:fmt="lowerRoman" w:start="1"/>
         </w:sectPr>
       </w:pPr>
@@ -4794,7 +4878,7 @@
         <w:t xml:space="preserve"> </w:t>
       </w:r>
       <w:r>
-        <w:t xml:space="preserve">¶¶ 52–53, 55.</w:t>
+        <w:t xml:space="preserve">¶¶ 52–⁠53, 55.</w:t>
       </w:r>
     </w:p>
     <w:p>
@@ -4856,65 +4940,67 @@
         <w:pStyle w:val="BodyText"/>
       </w:pPr>
       <w:r>
-        <w:t xml:space="preserve">To survive a motion to dismiss under</w:t>
-      </w:r>
-      <w:r>
-        <w:t xml:space="preserve"> </w:t>
-      </w:r>
-      <w:hyperlink r:id="rId9">
-        <w:r>
-          <w:rPr>
-            <w:rStyle w:val="Hyperlink"/>
-          </w:rPr>
-          <w:t xml:space="preserve">Fed. R. Civ. P. 12(b)⁠(6)</w:t>
-        </w:r>
-      </w:hyperlink>
-      <w:r>
-        <w:t xml:space="preserve">, a complaint must allege “enough facts to state a claim to relief that is plausible on its face.”</w:t>
-      </w:r>
-      <w:r>
-        <w:t xml:space="preserve"> </w:t>
-      </w:r>
-      <w:hyperlink r:id="rId10">
-        <w:r>
-          <w:rPr>
-            <w:rStyle w:val="Hyperlink"/>
-            <w:i/>
-            <w:iCs/>
-          </w:rPr>
-          <w:t xml:space="preserve">Bell Atl. Corp. v. Twombly</w:t>
-        </w:r>
-        <w:r>
-          <w:rPr>
-            <w:rStyle w:val="Hyperlink"/>
-          </w:rPr>
-          <w:t xml:space="preserve">, 550 U.S. 544, 570 (2007)</w:t>
-        </w:r>
-      </w:hyperlink>
-      <w:r>
-        <w:t xml:space="preserve">. “A claim has facial plausibility when the plaintiff pleads factual content that allows the court to draw the reasonable inference that the defendant is liable for the misconduct alleged.”</w:t>
-      </w:r>
-      <w:r>
-        <w:t xml:space="preserve"> </w:t>
-      </w:r>
-      <w:hyperlink r:id="rId11">
-        <w:r>
-          <w:rPr>
-            <w:rStyle w:val="Hyperlink"/>
-            <w:i/>
-            <w:iCs/>
-          </w:rPr>
-          <w:t xml:space="preserve">Ashcroft v. Iqbal</w:t>
-        </w:r>
-        <w:r>
-          <w:rPr>
-            <w:rStyle w:val="Hyperlink"/>
-          </w:rPr>
-          <w:t xml:space="preserve">, 556 U.S. 662, 678 (2009)</w:t>
-        </w:r>
-      </w:hyperlink>
-      <w:r>
-        <w:t xml:space="preserve">. Conclusory allegations and formulaic recitations of the elements of a cause of action are insufficient.</w:t>
+        <w:t xml:space="preserve">To survive a motion to dismiss under Fed.</w:t>
+      </w:r>
+      <w:r>
+        <w:t xml:space="preserve"> </w:t>
+      </w:r>
+      <w:r>
+        <w:t xml:space="preserve">R. Civ. P. 12(b)⁠(6), a complaint must allege “enough facts to state a claim to relief that is plausible on its face.”</w:t>
+      </w:r>
+      <w:r>
+        <w:t xml:space="preserve"> </w:t>
+      </w:r>
+      <w:r>
+        <w:rPr>
+          <w:i/>
+          <w:iCs/>
+        </w:rPr>
+        <w:t xml:space="preserve">Bell</w:t>
+      </w:r>
+      <w:r>
+        <w:rPr>
+          <w:i/>
+          <w:iCs/>
+        </w:rPr>
+        <w:t xml:space="preserve"> </w:t>
+      </w:r>
+      <w:r>
+        <w:rPr>
+          <w:i/>
+          <w:iCs/>
+        </w:rPr>
+        <w:t xml:space="preserve">Atl. Corp. v. Twombly</w:t>
+      </w:r>
+      <w:r>
+        <w:t xml:space="preserve">, 550 U.S. 544, 570 (2007). “A claim has facial plausibility when the plaintiff pleads factual content that allows the court to draw the reasonable inference that the defendant is liable for the misconduct alleged.”</w:t>
+      </w:r>
+      <w:r>
+        <w:t xml:space="preserve"> </w:t>
+      </w:r>
+      <w:r>
+        <w:rPr>
+          <w:i/>
+          <w:iCs/>
+        </w:rPr>
+        <w:t xml:space="preserve">Ashcroft</w:t>
+      </w:r>
+      <w:r>
+        <w:rPr>
+          <w:i/>
+          <w:iCs/>
+        </w:rPr>
+        <w:t xml:space="preserve"> </w:t>
+      </w:r>
+      <w:r>
+        <w:rPr>
+          <w:i/>
+          <w:iCs/>
+        </w:rPr>
+        <w:t xml:space="preserve">v. Iqbal</w:t>
+      </w:r>
+      <w:r>
+        <w:t xml:space="preserve">, 556 U.S. 662, 678 (2009). Conclusory allegations and formulaic recitations of the elements of a cause of action are insufficient.</w:t>
       </w:r>
       <w:r>
         <w:t xml:space="preserve"> </w:t>
@@ -4935,24 +5021,29 @@
       <w:r>
         <w:t xml:space="preserve"> </w:t>
       </w:r>
-      <w:hyperlink r:id="rId12">
-        <w:r>
-          <w:rPr>
-            <w:rStyle w:val="Hyperlink"/>
-            <w:i/>
-            <w:iCs/>
-          </w:rPr>
-          <w:t xml:space="preserve">Arista Records LLC v. Doe 3</w:t>
-        </w:r>
-        <w:r>
-          <w:rPr>
-            <w:rStyle w:val="Hyperlink"/>
-          </w:rPr>
-          <w:t xml:space="preserve">, 604 F.3d 110, 120 (2d Cir. 2010)</w:t>
-        </w:r>
-      </w:hyperlink>
-      <w:r>
-        <w:t xml:space="preserve">. Minerva’s claims, almost all of which are “supported” by either formulaic recitations of the elements of a veil-piercing claim or assertions of “fact” based upon information and belief, fail to satisfy the threshold inquiry set forth by the Supreme Court in</w:t>
+      <w:r>
+        <w:rPr>
+          <w:i/>
+          <w:iCs/>
+        </w:rPr>
+        <w:t xml:space="preserve">Arista</w:t>
+      </w:r>
+      <w:r>
+        <w:rPr>
+          <w:i/>
+          <w:iCs/>
+        </w:rPr>
+        <w:t xml:space="preserve"> </w:t>
+      </w:r>
+      <w:r>
+        <w:rPr>
+          <w:i/>
+          <w:iCs/>
+        </w:rPr>
+        <w:t xml:space="preserve">Records LLC v. Doe 3</w:t>
+      </w:r>
+      <w:r>
+        <w:t xml:space="preserve">, 604 F.3d 110, 120 (2d Cir. 2010). Minerva’s claims, almost all of which are “supported” by either formulaic recitations of the elements of a veil-piercing claim or assertions of “fact” based upon information and belief, fail to satisfy the threshold inquiry set forth by the Supreme Court in</w:t>
       </w:r>
       <w:r>
         <w:t xml:space="preserve"> </w:t>
@@ -5208,38 +5299,40 @@
       <w:r>
         <w:t xml:space="preserve"> </w:t>
       </w:r>
-      <w:hyperlink r:id="rId13">
-        <w:r>
-          <w:rPr>
-            <w:rStyle w:val="Hyperlink"/>
-            <w:i/>
-            <w:iCs/>
-          </w:rPr>
-          <w:t xml:space="preserve">Blue Whale Corp. v. Grand China Shipping Dev. Co.</w:t>
-        </w:r>
-        <w:r>
-          <w:rPr>
-            <w:rStyle w:val="Hyperlink"/>
-          </w:rPr>
-          <w:t xml:space="preserve">, 722 F.3d 488 (2d Cir. 2013)</w:t>
-        </w:r>
-      </w:hyperlink>
-      <w:r>
-        <w:t xml:space="preserve">, the Second Circuit made clear that maritime veil-piercing cases are to apply the</w:t>
-      </w:r>
-      <w:r>
-        <w:t xml:space="preserve"> </w:t>
-      </w:r>
-      <w:hyperlink r:id="rId14">
-        <w:r>
-          <w:rPr>
-            <w:rStyle w:val="Hyperlink"/>
-            <w:i/>
-            <w:iCs/>
-          </w:rPr>
-          <w:t xml:space="preserve">Lauritzen</w:t>
-        </w:r>
-      </w:hyperlink>
+      <w:r>
+        <w:rPr>
+          <w:i/>
+          <w:iCs/>
+        </w:rPr>
+        <w:t xml:space="preserve">Blue</w:t>
+      </w:r>
+      <w:r>
+        <w:rPr>
+          <w:i/>
+          <w:iCs/>
+        </w:rPr>
+        <w:t xml:space="preserve"> </w:t>
+      </w:r>
+      <w:r>
+        <w:rPr>
+          <w:i/>
+          <w:iCs/>
+        </w:rPr>
+        <w:t xml:space="preserve">Whale Corp. v. Grand China Shipping Dev. Co.</w:t>
+      </w:r>
+      <w:r>
+        <w:t xml:space="preserve">, 722 F.3d 488 (2d Cir. 2013), the Second Circuit made clear that maritime veil-piercing cases are to apply the</w:t>
+      </w:r>
+      <w:r>
+        <w:t xml:space="preserve"> </w:t>
+      </w:r>
+      <w:r>
+        <w:rPr>
+          <w:i/>
+          <w:iCs/>
+        </w:rPr>
+        <w:t xml:space="preserve">Lauritzen</w:t>
+      </w:r>
       <w:r>
         <w:t xml:space="preserve"> </w:t>
       </w:r>
@@ -5265,55 +5358,56 @@
       <w:r>
         <w:t xml:space="preserve"> </w:t>
       </w:r>
-      <w:hyperlink r:id="rId14">
-        <w:r>
-          <w:rPr>
-            <w:rStyle w:val="Hyperlink"/>
-            <w:i/>
-            <w:iCs/>
-          </w:rPr>
-          <w:t xml:space="preserve">Lauritzen v. Larsen</w:t>
-        </w:r>
-        <w:r>
-          <w:rPr>
-            <w:rStyle w:val="Hyperlink"/>
-          </w:rPr>
-          <w:t xml:space="preserve">, 345 U.S. 571 (1953)</w:t>
-        </w:r>
-      </w:hyperlink>
-      <w:r>
-        <w:t xml:space="preserve">, to analyze appropriate veil-piercing law to apply to parties’ dispute). While frequently a dispute between maritime parties has a scattershot grouping of connections such that a court will default to U.S. maritime law as the appropriate veil-piercing standard, where parties to a dispute have a common nexus in a foreign country the application of that foreign country’s veil-piercing laws may be appropriate. For example, in</w:t>
-      </w:r>
-      <w:r>
-        <w:t xml:space="preserve"> </w:t>
-      </w:r>
-      <w:hyperlink r:id="rId15">
-        <w:r>
-          <w:rPr>
-            <w:rStyle w:val="Hyperlink"/>
-            <w:i/>
-            <w:iCs/>
-          </w:rPr>
-          <w:t xml:space="preserve">Golden Horn Shipping Co. v. Volans Shipping Co.</w:t>
-        </w:r>
-        <w:r>
-          <w:rPr>
-            <w:rStyle w:val="Hyperlink"/>
-          </w:rPr>
-          <w:t xml:space="preserve">, No. 14-CV</w:t>
-        </w:r>
-        <w:r>
-          <w:noBreakHyphen/>
-        </w:r>
-        <w:r>
-          <w:rPr>
-            <w:rStyle w:val="Hyperlink"/>
-          </w:rPr>
-          <w:t xml:space="preserve">2168 (JPO), 2017 WL 3535002 (S.D.N.Y. Aug. 16, 2017)</w:t>
-        </w:r>
-      </w:hyperlink>
-      <w:r>
-        <w:t xml:space="preserve">, the district court, in granting the defendant’s motion to dismiss on forum non conveniens grounds, cited the</w:t>
+      <w:r>
+        <w:rPr>
+          <w:i/>
+          <w:iCs/>
+        </w:rPr>
+        <w:t xml:space="preserve">Lauritzen</w:t>
+      </w:r>
+      <w:r>
+        <w:rPr>
+          <w:i/>
+          <w:iCs/>
+        </w:rPr>
+        <w:t xml:space="preserve"> </w:t>
+      </w:r>
+      <w:r>
+        <w:rPr>
+          <w:i/>
+          <w:iCs/>
+        </w:rPr>
+        <w:t xml:space="preserve">v. Larsen</w:t>
+      </w:r>
+      <w:r>
+        <w:t xml:space="preserve">, 345 U.S. 571 (1953), to analyze appropriate veil-piercing law to apply to parties’ dispute). While frequently a dispute between maritime parties has a scattershot grouping of connections such that a court will default to U.S. maritime law as the appropriate veil-piercing standard, where parties to a dispute have a common nexus in a foreign country the application of that foreign country’s veil-piercing laws may be appropriate. For example, in</w:t>
+      </w:r>
+      <w:r>
+        <w:t xml:space="preserve"> </w:t>
+      </w:r>
+      <w:r>
+        <w:rPr>
+          <w:i/>
+          <w:iCs/>
+        </w:rPr>
+        <w:t xml:space="preserve">Golden</w:t>
+      </w:r>
+      <w:r>
+        <w:rPr>
+          <w:i/>
+          <w:iCs/>
+        </w:rPr>
+        <w:t xml:space="preserve"> </w:t>
+      </w:r>
+      <w:r>
+        <w:rPr>
+          <w:i/>
+          <w:iCs/>
+        </w:rPr>
+        <w:t xml:space="preserve">Horn Shipping Co. v. Volans Shipping Co.</w:t>
+      </w:r>
+      <w:r>
+        <w:t xml:space="preserve">, No. 14-CV-⁠2168 (JPO), 2017 WL 3535002 (S.D.N.Y. Aug. 16, 2017), the district court, in granting the defendant’s motion to dismiss on forum non conveniens grounds, cited the</w:t>
       </w:r>
       <w:r>
         <w:t xml:space="preserve"> </w:t>
@@ -5358,10 +5452,10 @@
     </w:p>
     <w:p>
       <w:pPr>
-        <w:pStyle w:val="BlockText"/>
-      </w:pPr>
-      <w:r>
-        <w:t xml:space="preserve">While there is as yet no single test to determine whether the corporate veil should be pierced in any particular case, there are, in general, two justifications for doing so at common law: first, where the evidence shows that the company is not in fact a separate entity; and second, where the corporate form has been abused to further an improper purpose . . . .</w:t>
+        <w:pStyle w:val="XdQuoteOnly"/>
+      </w:pPr>
+      <w:r>
+        <w:t xml:space="preserve">While there is as yet no single test to determine whether the corporate veil should be pierced in any particular case, there are, in general, two justifications for doing so at common law: first, where the evidence shows that the company is not in fact a separate entity; and second, where the corporate form has been abused to further an improper purpose ⁠. ⁠. ⁠. ⁠.</w:t>
       </w:r>
     </w:p>
     <w:p>
@@ -5400,7 +5494,7 @@
     </w:p>
     <w:p>
       <w:pPr>
-        <w:pStyle w:val="BlockText"/>
+        <w:pStyle w:val="XdQuoteOnly"/>
       </w:pPr>
       <w:r>
         <w:t xml:space="preserve">On this basis it appears that the alter ego ground is essentially founded on the actual instrumentalities between controller and company, whereas “sham or façade” relates to improper use of the company by the controller.</w:t>
@@ -5435,7 +5529,7 @@
         <w:rPr>
           <w:rStyle w:val="FootnoteReference"/>
         </w:rPr>
-        <w:footnoteReference w:id="16"/>
+        <w:footnoteReference w:id="9"/>
       </w:r>
       <w:r>
         <w:t xml:space="preserve"> </w:t>
@@ -5976,68 +6070,83 @@
       <w:r>
         <w:t xml:space="preserve"> </w:t>
       </w:r>
-      <w:hyperlink r:id="rId17">
-        <w:r>
-          <w:rPr>
-            <w:rStyle w:val="Hyperlink"/>
-            <w:i/>
-            <w:iCs/>
-          </w:rPr>
-          <w:t xml:space="preserve">Kirno Hill Corp. v. Holt</w:t>
-        </w:r>
-        <w:r>
-          <w:rPr>
-            <w:rStyle w:val="Hyperlink"/>
-          </w:rPr>
-          <w:t xml:space="preserve">, 618 F.2d 982, 985 (2d Cir. 1980)</w:t>
-        </w:r>
-      </w:hyperlink>
-      <w:r>
-        <w:t xml:space="preserve">;</w:t>
-      </w:r>
-      <w:r>
-        <w:t xml:space="preserve"> </w:t>
-      </w:r>
-      <w:hyperlink r:id="rId18">
-        <w:r>
-          <w:rPr>
-            <w:rStyle w:val="Hyperlink"/>
-            <w:i/>
-            <w:iCs/>
-          </w:rPr>
-          <w:t xml:space="preserve">Platina Bulk Carriers Pte Ltd v. Praxis Energy Agents DMCC</w:t>
-        </w:r>
-        <w:r>
-          <w:rPr>
-            <w:rStyle w:val="Hyperlink"/>
-          </w:rPr>
-          <w:t xml:space="preserve">, No. 20 Civ. 4892 (NRB), 2024 WL 1194778, at *4 (S.D.N.Y. Mar. 20, 2024)</w:t>
-        </w:r>
-      </w:hyperlink>
-      <w:r>
-        <w:t xml:space="preserve">. Veil-piercing is an exceptional remedy that cannot be applied merely because a company fails financially: “[u]nder federal common law, courts are reluctant to pierce a corporate veil and impose liability on a separate, related entity, but may do so under extraordinary circumstances.”</w:t>
-      </w:r>
-      <w:r>
-        <w:t xml:space="preserve"> </w:t>
-      </w:r>
-      <w:hyperlink r:id="rId19">
-        <w:r>
-          <w:rPr>
-            <w:rStyle w:val="Hyperlink"/>
-            <w:i/>
-            <w:iCs/>
-          </w:rPr>
-          <w:t xml:space="preserve">Clipper Wonsild Tankers Holding A/​S v. Biodiesel Ventures, LLC</w:t>
-        </w:r>
-        <w:r>
-          <w:rPr>
-            <w:rStyle w:val="Hyperlink"/>
-          </w:rPr>
-          <w:t xml:space="preserve">, 851 F. Supp. 2d 504, 509 (S.D.N.Y. 2012)</w:t>
-        </w:r>
-      </w:hyperlink>
-      <w:r>
-        <w:t xml:space="preserve">. Closely held ownership of a corporate entity “does not alone justify piercing the corporate veil . . . ; indeed, individuals may incorporate for the very purpose of avoiding personal liability.”</w:t>
+      <w:r>
+        <w:rPr>
+          <w:i/>
+          <w:iCs/>
+        </w:rPr>
+        <w:t xml:space="preserve">Kirno</w:t>
+      </w:r>
+      <w:r>
+        <w:rPr>
+          <w:i/>
+          <w:iCs/>
+        </w:rPr>
+        <w:t xml:space="preserve"> </w:t>
+      </w:r>
+      <w:r>
+        <w:rPr>
+          <w:i/>
+          <w:iCs/>
+        </w:rPr>
+        <w:t xml:space="preserve">Hill Corp. v. Holt</w:t>
+      </w:r>
+      <w:r>
+        <w:t xml:space="preserve">, 618 F.2d 982, 985 (2d Cir. 1980);</w:t>
+      </w:r>
+      <w:r>
+        <w:t xml:space="preserve"> </w:t>
+      </w:r>
+      <w:r>
+        <w:rPr>
+          <w:i/>
+          <w:iCs/>
+        </w:rPr>
+        <w:t xml:space="preserve">Platina</w:t>
+      </w:r>
+      <w:r>
+        <w:rPr>
+          <w:i/>
+          <w:iCs/>
+        </w:rPr>
+        <w:t xml:space="preserve"> </w:t>
+      </w:r>
+      <w:r>
+        <w:rPr>
+          <w:i/>
+          <w:iCs/>
+        </w:rPr>
+        <w:t xml:space="preserve">Bulk Carriers Pte Ltd v. Praxis Energy Agents DMCC</w:t>
+      </w:r>
+      <w:r>
+        <w:t xml:space="preserve">, No. 20 Civ. 4892 (NRB), 2024 WL 1194778, at *4 (S.D.N.Y. Mar. 20, 2024). Veil-piercing is an exceptional remedy that cannot be applied merely because a company fails financially: “[u]nder federal common law, courts are reluctant to pierce a corporate veil and impose liability on a separate, related entity, but may do so under extraordinary circumstances.”</w:t>
+      </w:r>
+      <w:r>
+        <w:t xml:space="preserve"> </w:t>
+      </w:r>
+      <w:r>
+        <w:rPr>
+          <w:i/>
+          <w:iCs/>
+        </w:rPr>
+        <w:t xml:space="preserve">Clipper</w:t>
+      </w:r>
+      <w:r>
+        <w:rPr>
+          <w:i/>
+          <w:iCs/>
+        </w:rPr>
+        <w:t xml:space="preserve"> </w:t>
+      </w:r>
+      <w:r>
+        <w:rPr>
+          <w:i/>
+          <w:iCs/>
+        </w:rPr>
+        <w:t xml:space="preserve">Wonsild Tankers Holding A/​S v. Biodiesel Ventures, LLC</w:t>
+      </w:r>
+      <w:r>
+        <w:t xml:space="preserve">, 851 F. Supp. 2d 504, 509 (S.D.N.Y. 2012). Closely held ownership of a corporate entity “does not alone justify piercing the corporate veil ⁠. ⁠. ⁠. ⁠; indeed, individuals may incorporate for the very purpose of avoiding personal liability.”</w:t>
       </w:r>
       <w:r>
         <w:t xml:space="preserve"> </w:t>
@@ -6055,71 +6164,83 @@
       <w:r>
         <w:t xml:space="preserve"> </w:t>
       </w:r>
-      <w:hyperlink r:id="rId20">
-        <w:r>
-          <w:rPr>
-            <w:rStyle w:val="Hyperlink"/>
-            <w:i/>
-            <w:iCs/>
-          </w:rPr>
-          <w:t xml:space="preserve">Williams v. McAllister Bros., Inc.</w:t>
-        </w:r>
-        <w:r>
-          <w:rPr>
-            <w:rStyle w:val="Hyperlink"/>
-          </w:rPr>
-          <w:t xml:space="preserve">, 534 F.2d 19, 21 (2d Cir. 1976)</w:t>
-        </w:r>
-      </w:hyperlink>
-      <w:r>
-        <w:t xml:space="preserve"> </w:t>
-      </w:r>
-      <w:r>
-        <w:t xml:space="preserve">and</w:t>
-      </w:r>
-      <w:r>
-        <w:t xml:space="preserve"> </w:t>
-      </w:r>
-      <w:hyperlink r:id="rId21">
-        <w:r>
-          <w:rPr>
-            <w:rStyle w:val="Hyperlink"/>
-            <w:i/>
-            <w:iCs/>
-          </w:rPr>
-          <w:t xml:space="preserve">Gartner v. Snyder</w:t>
-        </w:r>
-        <w:r>
-          <w:rPr>
-            <w:rStyle w:val="Hyperlink"/>
-          </w:rPr>
-          <w:t xml:space="preserve">, 607 F.2d 582, 586 (2d Cir. 1979)</w:t>
-        </w:r>
-      </w:hyperlink>
-      <w:r>
-        <w:t xml:space="preserve">). Mere majority ownership, management involvement or shared personnel among affiliated companies also is insufficient to pierce the corporate veil.</w:t>
-      </w:r>
-      <w:r>
-        <w:t xml:space="preserve"> </w:t>
-      </w:r>
-      <w:hyperlink r:id="rId22">
-        <w:r>
-          <w:rPr>
-            <w:rStyle w:val="Hyperlink"/>
-            <w:i/>
-            <w:iCs/>
-          </w:rPr>
-          <w:t xml:space="preserve">Wm. Passalacqua Builders, Inc. v. Resnick Developers S., Inc.</w:t>
-        </w:r>
-        <w:r>
-          <w:rPr>
-            <w:rStyle w:val="Hyperlink"/>
-          </w:rPr>
-          <w:t xml:space="preserve">, 933 F.2d 131, 138–39 (2d Cir. 1991)</w:t>
-        </w:r>
-      </w:hyperlink>
-      <w:r>
-        <w:t xml:space="preserve">. There must be a showing that the corporate form itself was used as a vehicle for fraud or injustice directed at the plaintiff.</w:t>
+      <w:r>
+        <w:rPr>
+          <w:i/>
+          <w:iCs/>
+        </w:rPr>
+        <w:t xml:space="preserve">Williams</w:t>
+      </w:r>
+      <w:r>
+        <w:rPr>
+          <w:i/>
+          <w:iCs/>
+        </w:rPr>
+        <w:t xml:space="preserve"> </w:t>
+      </w:r>
+      <w:r>
+        <w:rPr>
+          <w:i/>
+          <w:iCs/>
+        </w:rPr>
+        <w:t xml:space="preserve">v. McAllister Bros., Inc.</w:t>
+      </w:r>
+      <w:r>
+        <w:t xml:space="preserve">, 534 F.2d 19, 21 (2d Cir. 1976) and</w:t>
+      </w:r>
+      <w:r>
+        <w:t xml:space="preserve"> </w:t>
+      </w:r>
+      <w:r>
+        <w:rPr>
+          <w:i/>
+          <w:iCs/>
+        </w:rPr>
+        <w:t xml:space="preserve">Gartner</w:t>
+      </w:r>
+      <w:r>
+        <w:rPr>
+          <w:i/>
+          <w:iCs/>
+        </w:rPr>
+        <w:t xml:space="preserve"> </w:t>
+      </w:r>
+      <w:r>
+        <w:rPr>
+          <w:i/>
+          <w:iCs/>
+        </w:rPr>
+        <w:t xml:space="preserve">v. Snyder</w:t>
+      </w:r>
+      <w:r>
+        <w:t xml:space="preserve">, 607 F.2d 582, 586 (2d Cir. 1979)). Mere majority ownership, management involvement or shared personnel among affiliated companies also is insufficient to pierce the corporate veil.</w:t>
+      </w:r>
+      <w:r>
+        <w:t xml:space="preserve"> </w:t>
+      </w:r>
+      <w:r>
+        <w:rPr>
+          <w:i/>
+          <w:iCs/>
+        </w:rPr>
+        <w:t xml:space="preserve">Wm.</w:t>
+      </w:r>
+      <w:r>
+        <w:rPr>
+          <w:i/>
+          <w:iCs/>
+        </w:rPr>
+        <w:t xml:space="preserve"> </w:t>
+      </w:r>
+      <w:r>
+        <w:rPr>
+          <w:i/>
+          <w:iCs/>
+        </w:rPr>
+        <w:t xml:space="preserve">Passalacqua Builders, Inc. v. Resnick Developers S., Inc.</w:t>
+      </w:r>
+      <w:r>
+        <w:t xml:space="preserve">, 933 F.2d 131, 138–39 (2d Cir. 1991). There must be a showing that the corporate form itself was used as a vehicle for fraud or injustice directed at the plaintiff.</w:t>
       </w:r>
       <w:r>
         <w:t xml:space="preserve"> </w:t>
@@ -6271,7 +6392,7 @@
     </w:p>
     <w:p>
       <w:pPr>
-        <w:pStyle w:val="ListItem"/>
+        <w:pStyle w:val="XdList1"/>
       </w:pPr>
       <w:r>
         <w:t xml:space="preserve">•</w:t>
@@ -6301,7 +6422,7 @@
     </w:p>
     <w:p>
       <w:pPr>
-        <w:pStyle w:val="ListItem"/>
+        <w:pStyle w:val="XdList1"/>
       </w:pPr>
       <w:r>
         <w:t xml:space="preserve">•</w:t>
@@ -6331,7 +6452,7 @@
     </w:p>
     <w:p>
       <w:pPr>
-        <w:pStyle w:val="ListItem"/>
+        <w:pStyle w:val="XdList1"/>
       </w:pPr>
       <w:r>
         <w:t xml:space="preserve">•</w:t>
@@ -6377,24 +6498,29 @@
       <w:r>
         <w:t xml:space="preserve"> </w:t>
       </w:r>
-      <w:hyperlink r:id="rId23">
-        <w:r>
-          <w:rPr>
-            <w:rStyle w:val="Hyperlink"/>
-            <w:i/>
-            <w:iCs/>
-          </w:rPr>
-          <w:t xml:space="preserve">Pension Benefit Guar. Corp. ex rel. St. Vincent Catholic Med. Ctrs. Ret. Plan v. Morgan Stanley Inv. Mgmt. Inc.</w:t>
-        </w:r>
-        <w:r>
-          <w:rPr>
-            <w:rStyle w:val="Hyperlink"/>
-          </w:rPr>
-          <w:t xml:space="preserve">, 712 F.3d 705, 719 (2d Cir. 2013)</w:t>
-        </w:r>
-      </w:hyperlink>
-      <w:r>
-        <w:t xml:space="preserve">.</w:t>
+      <w:r>
+        <w:rPr>
+          <w:i/>
+          <w:iCs/>
+        </w:rPr>
+        <w:t xml:space="preserve">Pension</w:t>
+      </w:r>
+      <w:r>
+        <w:rPr>
+          <w:i/>
+          <w:iCs/>
+        </w:rPr>
+        <w:t xml:space="preserve"> </w:t>
+      </w:r>
+      <w:r>
+        <w:rPr>
+          <w:i/>
+          <w:iCs/>
+        </w:rPr>
+        <w:t xml:space="preserve">Benefit Guar. Corp. ex rel. St. Vincent Catholic Med. Ctrs. Ret. Plan v. Morgan Stanley Inv. Mgmt. Inc.</w:t>
+      </w:r>
+      <w:r>
+        <w:t xml:space="preserve">, 712 F.3d 705, 719 (2d Cir. 2013).</w:t>
       </w:r>
     </w:p>
     <w:p>
@@ -6594,7 +6720,7 @@
         <w:pStyle w:val="BodyText"/>
       </w:pPr>
       <w:r>
-        <w:t xml:space="preserve">The primary “wrong” alleged is that the Rahmans caused Norvic to (a) trade while insolvent, (b) make payment promises to delay enforcement, and (c) transfer operating assets to United Overseas Trading and related entities in early 2026. Compl. ¶¶ 71–79. None of these allegations, even taken as true, constitutes the kind of fraud or wrong necessary to pierce the veil.</w:t>
+        <w:t xml:space="preserve">The primary “wrong” alleged is that the Rahmans caused Norvic to (a) trade while insolvent, (b) make payment promises to delay enforcement, and (c) transfer operating assets to United Overseas Trading and related entities in early 2026. Compl. ¶¶ 71–⁠79. None of these allegations, even taken as true, constitutes the kind of fraud or wrong necessary to pierce the veil.</w:t>
       </w:r>
     </w:p>
     <w:p>
@@ -6607,24 +6733,29 @@
       <w:r>
         <w:t xml:space="preserve"> </w:t>
       </w:r>
-      <w:hyperlink r:id="rId24">
-        <w:r>
-          <w:rPr>
-            <w:rStyle w:val="Hyperlink"/>
-            <w:i/>
-            <w:iCs/>
-          </w:rPr>
-          <w:t xml:space="preserve">Archawski v. Hanioti</w:t>
-        </w:r>
-        <w:r>
-          <w:rPr>
-            <w:rStyle w:val="Hyperlink"/>
-          </w:rPr>
-          <w:t xml:space="preserve">, 239 F.2d 806, 811–12 (2d Cir. 1956)</w:t>
-        </w:r>
-      </w:hyperlink>
-      <w:r>
-        <w:t xml:space="preserve">. Corporations regularly operate and incur obligations while experiencing financial difficulty. Minerva does not allege that it had any knowledge of Norvic’s financial condition at the time of the October 2025 transaction, or that it was induced to extend credit by any affirmative misrepresentation from the Rahmans personally.</w:t>
+      <w:r>
+        <w:rPr>
+          <w:i/>
+          <w:iCs/>
+        </w:rPr>
+        <w:t xml:space="preserve">Archawski</w:t>
+      </w:r>
+      <w:r>
+        <w:rPr>
+          <w:i/>
+          <w:iCs/>
+        </w:rPr>
+        <w:t xml:space="preserve"> </w:t>
+      </w:r>
+      <w:r>
+        <w:rPr>
+          <w:i/>
+          <w:iCs/>
+        </w:rPr>
+        <w:t xml:space="preserve">v. Hanioti</w:t>
+      </w:r>
+      <w:r>
+        <w:t xml:space="preserve">, 239 F.2d 806, 811–12 (2d Cir. 1956). Corporations regularly operate and incur obligations while experiencing financial difficulty. Minerva does not allege that it had any knowledge of Norvic’s financial condition at the time of the October 2025 transaction, or that it was induced to extend credit by any affirmative misrepresentation from the Rahmans personally.</w:t>
       </w:r>
     </w:p>
     <w:p>
@@ -6640,13 +6771,13 @@
         <w:pStyle w:val="BodyTextNote"/>
       </w:pPr>
       <w:r>
-        <w:t xml:space="preserve">Third, with respect to the claimed February 2026 “asset sale” to United Overseas Trading, Compl. ¶¶ 30–35, the Complaint acknowledges that this was a publicly announced commercial transaction involving an arm’s-length third party, United Overseas Group. Compl. ¶ 30. A commercially negotiated sale of operating subsidiaries, even if it left Norvic’s creditor-exposed entities undercapitalized, does not automatically constitute a fraudulent transfer or a wrong sufficient to pierce the veil, particularly where, as here, the Complaint fails to allege the consideration paid, the solvency status of the transferee entities at the time of the sale, or any facts showing that the Rahmans personally received or retained the proceeds.</w:t>
+        <w:t xml:space="preserve">Third, with respect to the claimed February 2026 “asset sale” to United Overseas Trading, Compl. ¶¶ 30–⁠35, the Complaint acknowledges that this was a publicly announced commercial transaction involving an arm’s-length third party, United Overseas Group. Compl. ¶ 30. A commercially negotiated sale of operating subsidiaries, even if it left Norvic’s creditor-exposed entities undercapitalized, does not automatically constitute a fraudulent transfer or a wrong sufficient to pierce the veil, particularly where, as here, the Complaint fails to allege the consideration paid, the solvency status of the transferee entities at the time of the sale, or any facts showing that the Rahmans personally received or retained the proceeds.</w:t>
       </w:r>
       <w:r>
         <w:rPr>
           <w:rStyle w:val="FootnoteReference"/>
         </w:rPr>
-        <w:footnoteReference w:id="25"/>
+        <w:footnoteReference w:id="10"/>
       </w:r>
     </w:p>
     <w:p>
@@ -7178,24 +7309,13 @@
         <w:pStyle w:val="BodyText"/>
       </w:pPr>
       <w:r>
-        <w:t xml:space="preserve">N.Y. C.P.L.R. Article 53 governs recognition and enforcement of foreign-country money judgments. It authorizes a New York court to recognize and enforce a foreign judgment “as conclusive between the parties [in the foreign proceeding].”</w:t>
-      </w:r>
-      <w:r>
-        <w:t xml:space="preserve"> </w:t>
-      </w:r>
-      <w:hyperlink r:id="rId26">
-        <w:r>
-          <w:rPr>
-            <w:rStyle w:val="Hyperlink"/>
-          </w:rPr>
-          <w:t xml:space="preserve">N.Y. C.P.L.R. § 5303(a)</w:t>
-        </w:r>
-      </w:hyperlink>
-      <w:r>
-        <w:t xml:space="preserve"> </w:t>
-      </w:r>
-      <w:r>
-        <w:t xml:space="preserve">(emphasis added). The Defendants were not parties to the English proceeding in which the English judgment was issued. There is no provision in Article 53 that permits a court to extend a foreign judgment to non-parties through alter-ego or veil-piercing theory. For Minerva to employ N.Y. C.P.L.R. Article 53 in an effort to proceed against the Defendants, it would have to (1) get the English judgment recognized by this Court against Norvic Maritime Holdings Inc., the actual party in that English proceeding, and (2) then proceed against the Defendants under the alter-ego and/​or veil-piercing liability claims. The problem with proceeding in this fashion, however, is that Norvic Maritime Holdings Inc. is not subject to in personam jurisdiction in this Court, as it is a company incorporated in Ontario, Canada, Compl. ¶ 24, and Minerva cites no property of Norvic Maritime Holdings Inc. that is present within the jurisdiction of this Court. As this Court lacks both in personam and in rem jurisdiction over Norvic Maritime Holdings Inc., Minerva’s count based on Article 53’s recognition and enforcement mechanisms is jurisdictionally defective.</w:t>
+        <w:t xml:space="preserve">N.Y. C.P.L.R. Article 53 governs recognition and enforcement of foreign-country money judgments. It authorizes a New York court to recognize and enforce a foreign judgment “as conclusive between the parties [in the foreign proceeding].” N.Y.</w:t>
+      </w:r>
+      <w:r>
+        <w:t xml:space="preserve"> </w:t>
+      </w:r>
+      <w:r>
+        <w:t xml:space="preserve">C.P.L.R. § 5303(a) (emphasis added). The Defendants were not parties to the English proceeding in which the English judgment was issued. There is no provision in Article 53 that permits a court to extend a foreign judgment to non-parties through alter-ego or veil-piercing theory. For Minerva to employ N.Y. C.P.L.R. Article 53 in an effort to proceed against the Defendants, it would have to (1) get the English judgment recognized by this Court against Norvic Maritime Holdings Inc., the actual party in that English proceeding, and (2) then proceed against the Defendants under the alter-ego and/​or veil-piercing liability claims. The problem with proceeding in this fashion, however, is that Norvic Maritime Holdings Inc. is not subject to in personam jurisdiction in this Court, as it is a company incorporated in Ontario, Canada, Compl. ¶ 24, and Minerva cites no property of Norvic Maritime Holdings Inc. that is present within the jurisdiction of this Court. As this Court lacks both in personam and in rem jurisdiction over Norvic Maritime Holdings Inc., Minerva’s count based on Article 53’s recognition and enforcement mechanisms is jurisdictionally defective.</w:t>
       </w:r>
       <w:r>
         <w:t xml:space="preserve"> </w:t>
@@ -7210,61 +7330,54 @@
       <w:r>
         <w:t xml:space="preserve"> </w:t>
       </w:r>
-      <w:hyperlink r:id="rId27">
-        <w:r>
-          <w:rPr>
-            <w:rStyle w:val="Hyperlink"/>
-          </w:rPr>
-          <w:t xml:space="preserve">Richard C. Reilly,</w:t>
-        </w:r>
-        <w:r>
-          <w:rPr>
-            <w:rStyle w:val="Hyperlink"/>
-          </w:rPr>
-          <w:t xml:space="preserve"> </w:t>
-        </w:r>
-        <w:r>
-          <w:rPr>
-            <w:rStyle w:val="Hyperlink"/>
-            <w:i/>
-            <w:iCs/>
-          </w:rPr>
-          <w:t xml:space="preserve">Supplemental Practice Commentaries</w:t>
-        </w:r>
-        <w:r>
-          <w:rPr>
-            <w:rStyle w:val="Hyperlink"/>
-          </w:rPr>
-          <w:t xml:space="preserve">, C5303:3 (2018)</w:t>
-        </w:r>
-      </w:hyperlink>
-      <w:r>
-        <w:t xml:space="preserve"> </w:t>
-      </w:r>
-      <w:r>
-        <w:t xml:space="preserve">(referencing the 2018 First Department decision in</w:t>
-      </w:r>
-      <w:r>
-        <w:t xml:space="preserve"> </w:t>
-      </w:r>
-      <w:hyperlink r:id="rId28">
-        <w:r>
-          <w:rPr>
-            <w:rStyle w:val="Hyperlink"/>
-            <w:i/>
-            <w:iCs/>
-          </w:rPr>
-          <w:t xml:space="preserve">AlbaniaBEG Ambient Sh.p.k. v. Enel Sp.A.</w:t>
-        </w:r>
-        <w:r>
-          <w:rPr>
-            <w:rStyle w:val="Hyperlink"/>
-          </w:rPr>
-          <w:t xml:space="preserve">, 160 A.D.3d 93, 94 (1st Dep’t 2018)</w:t>
-        </w:r>
-      </w:hyperlink>
-      <w:r>
-        <w:t xml:space="preserve">, stating that in a proceeding to recognize and enforce a foreign-country judgment, “there must be either an in personam or in rem jurisdictional basis for maintaining the recognition and enforcement proceedings against the defendants in New York”).</w:t>
+      <w:r>
+        <w:t xml:space="preserve">Richard</w:t>
+      </w:r>
+      <w:r>
+        <w:t xml:space="preserve"> </w:t>
+      </w:r>
+      <w:r>
+        <w:t xml:space="preserve">C. Reilly,</w:t>
+      </w:r>
+      <w:r>
+        <w:t xml:space="preserve"> </w:t>
+      </w:r>
+      <w:r>
+        <w:rPr>
+          <w:i/>
+          <w:iCs/>
+        </w:rPr>
+        <w:t xml:space="preserve">Supplemental Practice Commentaries</w:t>
+      </w:r>
+      <w:r>
+        <w:t xml:space="preserve">, C5303:3 (2018) (referencing the 2018 First Department decision in</w:t>
+      </w:r>
+      <w:r>
+        <w:t xml:space="preserve"> </w:t>
+      </w:r>
+      <w:r>
+        <w:rPr>
+          <w:i/>
+          <w:iCs/>
+        </w:rPr>
+        <w:t xml:space="preserve">AlbaniaBEG</w:t>
+      </w:r>
+      <w:r>
+        <w:rPr>
+          <w:i/>
+          <w:iCs/>
+        </w:rPr>
+        <w:t xml:space="preserve"> </w:t>
+      </w:r>
+      <w:r>
+        <w:rPr>
+          <w:i/>
+          <w:iCs/>
+        </w:rPr>
+        <w:t xml:space="preserve">Ambient Sh.p.k. v. Enel Sp.A.</w:t>
+      </w:r>
+      <w:r>
+        <w:t xml:space="preserve">, 160 A.D.3d 93, 94 (1st Dep’t 2018), stating that in a proceeding to recognize and enforce a foreign-country judgment, “there must be either an in personam or in rem jurisdictional basis for maintaining the recognition and enforcement proceedings against the defendants in New York”).</w:t>
       </w:r>
     </w:p>
     <w:p>
@@ -7287,27 +7400,29 @@
       <w:r>
         <w:t xml:space="preserve"> </w:t>
       </w:r>
-      <w:hyperlink r:id="rId29">
-        <w:r>
-          <w:rPr>
-            <w:rStyle w:val="Hyperlink"/>
-            <w:i/>
-            <w:iCs/>
-          </w:rPr>
-          <w:t xml:space="preserve">Koehler v. Bank of Bermuda Ltd.</w:t>
-        </w:r>
-        <w:r>
-          <w:rPr>
-            <w:rStyle w:val="Hyperlink"/>
-          </w:rPr>
-          <w:t xml:space="preserve">, 12 N.Y.3d 533, 537–41 (2009)</w:t>
-        </w:r>
-      </w:hyperlink>
-      <w:r>
-        <w:t xml:space="preserve"> </w:t>
-      </w:r>
-      <w:r>
-        <w:t xml:space="preserve">(Article 52 post-judgment asset seizure enforcement procedures operate against the judgment debtor’s property). Accordingly, Count II should be dismissed.</w:t>
+      <w:r>
+        <w:rPr>
+          <w:i/>
+          <w:iCs/>
+        </w:rPr>
+        <w:t xml:space="preserve">Koehler</w:t>
+      </w:r>
+      <w:r>
+        <w:rPr>
+          <w:i/>
+          <w:iCs/>
+        </w:rPr>
+        <w:t xml:space="preserve"> </w:t>
+      </w:r>
+      <w:r>
+        <w:rPr>
+          <w:i/>
+          <w:iCs/>
+        </w:rPr>
+        <w:t xml:space="preserve">v. Bank of Bermuda Ltd.</w:t>
+      </w:r>
+      <w:r>
+        <w:t xml:space="preserve">, 12 N.Y.3d 533, 537–41 (2009) (Article 52 post-judgment asset seizure enforcement procedures operate against the judgment debtor’s property). Accordingly, Count II should be dismissed.</w:t>
       </w:r>
     </w:p>
     <w:p>
@@ -7471,7 +7586,7 @@
         <w:pStyle w:val="BodyText"/>
       </w:pPr>
       <w:r>
-        <w:t xml:space="preserve">Count III seeks a declaration under 28 U.S.C. §§ 2201–2202 that “Norvic was and is the alter ego of the Rahmans” and that the Rahmans are jointly and severally liable for all amounts Norvic owes Minerva. Compl. ¶ 97.</w:t>
+        <w:t xml:space="preserve">Count III seeks a declaration under 28 U.S.C. §§ 2201–⁠2202 that “Norvic was and is the alter ego of the Rahmans” and that the Rahmans are jointly and severally liable for all amounts Norvic owes Minerva. Compl. ¶ 97.</w:t>
       </w:r>
     </w:p>
     <w:p>
@@ -7497,24 +7612,29 @@
       <w:r>
         <w:t xml:space="preserve"> </w:t>
       </w:r>
-      <w:hyperlink r:id="rId30">
-        <w:r>
-          <w:rPr>
-            <w:rStyle w:val="Hyperlink"/>
-            <w:i/>
-            <w:iCs/>
-          </w:rPr>
-          <w:t xml:space="preserve">In re Methyl Tertiary Butyl Ether (“MTBE”) Prods. Liab. Litig.</w:t>
-        </w:r>
-        <w:r>
-          <w:rPr>
-            <w:rStyle w:val="Hyperlink"/>
-          </w:rPr>
-          <w:t xml:space="preserve">, 457 F. Supp. 2d 455, 466 (S.D.N.Y. 2006)</w:t>
-        </w:r>
-      </w:hyperlink>
-      <w:r>
-        <w:t xml:space="preserve">. The declaration sought here would add nothing to the relief already requested in Count I. If Count I is dismissed, Count III fails with it. If Count I were to survive, Count III is superfluous. Hence, Count III should be dismissed.</w:t>
+      <w:r>
+        <w:rPr>
+          <w:i/>
+          <w:iCs/>
+        </w:rPr>
+        <w:t xml:space="preserve">In</w:t>
+      </w:r>
+      <w:r>
+        <w:rPr>
+          <w:i/>
+          <w:iCs/>
+        </w:rPr>
+        <w:t xml:space="preserve"> </w:t>
+      </w:r>
+      <w:r>
+        <w:rPr>
+          <w:i/>
+          <w:iCs/>
+        </w:rPr>
+        <w:t xml:space="preserve">re Methyl Tertiary Butyl Ether (“MTBE”) Prods. Liab. Litig.</w:t>
+      </w:r>
+      <w:r>
+        <w:t xml:space="preserve">, 457 F. Supp. 2d 455, 466 (S.D.N.Y. 2006). The declaration sought here would add nothing to the relief already requested in Count I. If Count I is dismissed, Count III fails with it. If Count I were to survive, Count III is superfluous. Hence, Count III should be dismissed.</w:t>
       </w:r>
     </w:p>
     <w:p>
@@ -7622,43 +7742,40 @@
         <w:pStyle w:val="BodyText"/>
       </w:pPr>
       <w:r>
-        <w:t xml:space="preserve">Although leave to amend is ordinarily freely given under</w:t>
-      </w:r>
-      <w:r>
-        <w:t xml:space="preserve"> </w:t>
-      </w:r>
-      <w:hyperlink r:id="rId31">
-        <w:r>
-          <w:rPr>
-            <w:rStyle w:val="Hyperlink"/>
-          </w:rPr>
-          <w:t xml:space="preserve">Fed. R. Civ. P. 15(a)</w:t>
-        </w:r>
-      </w:hyperlink>
-      <w:r>
-        <w:t xml:space="preserve">, it may be denied where amendment would be futile.</w:t>
-      </w:r>
-      <w:r>
-        <w:t xml:space="preserve"> </w:t>
-      </w:r>
-      <w:hyperlink r:id="rId32">
-        <w:r>
-          <w:rPr>
-            <w:rStyle w:val="Hyperlink"/>
-            <w:i/>
-            <w:iCs/>
-          </w:rPr>
-          <w:t xml:space="preserve">Foman v. Davis</w:t>
-        </w:r>
-        <w:r>
-          <w:rPr>
-            <w:rStyle w:val="Hyperlink"/>
-          </w:rPr>
-          <w:t xml:space="preserve">, 371 U.S. 178, 182 (1962)</w:t>
-        </w:r>
-      </w:hyperlink>
-      <w:r>
-        <w:t xml:space="preserve">. Here, the deficiencies in the Complaint are not merely technical. The allegations regarding Mahween Rahman are so thin as to suggest that no additional facts exist to support her inclusion as a defendant. The core theory of the case, that corporate officers of a multinational shipping group are personally liable for their companies’ debts merely because the enterprise ultimately failed and assets were sold, is legally insufficient regardless of how it is pleaded. Accordingly, leave to amend should be denied, or at minimum held in abeyance pending the Court’s assessment of the legal viability of the claims.</w:t>
+        <w:t xml:space="preserve">Although leave to amend is ordinarily freely given under Fed.</w:t>
+      </w:r>
+      <w:r>
+        <w:t xml:space="preserve"> </w:t>
+      </w:r>
+      <w:r>
+        <w:t xml:space="preserve">R. Civ. P. 15(a), it may be denied where amendment would be futile.</w:t>
+      </w:r>
+      <w:r>
+        <w:t xml:space="preserve"> </w:t>
+      </w:r>
+      <w:r>
+        <w:rPr>
+          <w:i/>
+          <w:iCs/>
+        </w:rPr>
+        <w:t xml:space="preserve">Foman</w:t>
+      </w:r>
+      <w:r>
+        <w:rPr>
+          <w:i/>
+          <w:iCs/>
+        </w:rPr>
+        <w:t xml:space="preserve"> </w:t>
+      </w:r>
+      <w:r>
+        <w:rPr>
+          <w:i/>
+          <w:iCs/>
+        </w:rPr>
+        <w:t xml:space="preserve">v. Davis</w:t>
+      </w:r>
+      <w:r>
+        <w:t xml:space="preserve">, 371 U.S. 178, 182 (1962). Here, the deficiencies in the Complaint are not merely technical. The allegations regarding Mahween Rahman are so thin as to suggest that no additional facts exist to support her inclusion as a defendant. The core theory of the case, that corporate officers of a multinational shipping group are personally liable for their companies’ debts merely because the enterprise ultimately failed and assets were sold, is legally insufficient regardless of how it is pleaded. Accordingly, leave to amend should be denied, or at minimum held in abeyance pending the Court’s assessment of the legal viability of the claims.</w:t>
       </w:r>
     </w:p>
     <w:p>
@@ -7682,33 +7799,20 @@
         <w:pStyle w:val="BodyTextKeep"/>
       </w:pPr>
       <w:r>
-        <w:t xml:space="preserve">For the foregoing reasons, Defendants respectfully request that the Court dismiss the Complaint in its entirety pursuant to</w:t>
-      </w:r>
-      <w:r>
-        <w:t xml:space="preserve"> </w:t>
-      </w:r>
-      <w:hyperlink r:id="rId9">
-        <w:r>
-          <w:rPr>
-            <w:rStyle w:val="Hyperlink"/>
-          </w:rPr>
-          <w:t xml:space="preserve">Rule 12</w:t>
-        </w:r>
-      </w:hyperlink>
-      <w:r>
-        <w:t xml:space="preserve"> </w:t>
-      </w:r>
-      <w:r>
-        <w:t xml:space="preserve">of the Federal Rules of Civil Procedure, with prejudice, and grant such other and further relief as the Court deems just and proper.</w:t>
+        <w:t xml:space="preserve">For the foregoing reasons, Defendants respectfully request that the Court dismiss the Complaint in its entirety pursuant to Rule</w:t>
+      </w:r>
+      <w:r>
+        <w:t xml:space="preserve"> </w:t>
+      </w:r>
+      <w:r>
+        <w:t xml:space="preserve">12 of the Federal Rules of Civil Procedure, with prejudice, and grant such other and further relief as the Court deems just and proper.</w:t>
       </w:r>
     </w:p>
     <w:p>
       <w:pPr>
         <w:keepNext/>
         <w:keepLines/>
-        <w:spacing w:before="460" w:after="0" w:line="20" w:lineRule="exact"/>
-        <w:ind w:left="0" w:firstLine="0"/>
-        <w:jc w:val="left"/>
+        <w:spacing w:before="0" w:after="0" w:line="480" w:lineRule="exact"/>
       </w:pPr>
     </w:p>
     <w:tbl>
@@ -7742,7 +7846,10 @@
               <w:jc w:val="left"/>
             </w:pPr>
             <w:r>
-              <w:t xml:space="preserve">Dated: </w:t>
+              <w:t xml:space="preserve">Dated:</w:t>
+            </w:r>
+            <w:r>
+              <w:t xml:space="preserve"> </w:t>
             </w:r>
             <w:r>
               <w:t xml:space="preserve">New</w:t>
@@ -7800,7 +7907,13 @@
               <w:jc w:val="left"/>
             </w:pPr>
             <w:r>
-              <w:t xml:space="preserve">Respectfully submitted,</w:t>
+              <w:t xml:space="preserve">Respectfully</w:t>
+            </w:r>
+            <w:r>
+              <w:t xml:space="preserve"> </w:t>
+            </w:r>
+            <w:r>
+              <w:t xml:space="preserve">submitted,</w:t>
             </w:r>
           </w:p>
           <w:p>
@@ -7866,7 +7979,10 @@
               <w:jc w:val="left"/>
             </w:pPr>
             <w:r>
-              <w:t xml:space="preserve">s/ </w:t>
+              <w:t xml:space="preserve">s/</w:t>
+            </w:r>
+            <w:r>
+              <w:t xml:space="preserve"> </w:t>
             </w:r>
             <w:r>
               <w:t xml:space="preserve">Michael</w:t>
@@ -7993,9 +8109,7 @@
               <w:t xml:space="preserve"> </w:t>
             </w:r>
             <w:r>
-              <w:t xml:space="preserve">513</w:t>
-              <w:noBreakHyphen/>
-              <w:t xml:space="preserve">3516</w:t>
+              <w:t xml:space="preserve">513-⁠3516</w:t>
             </w:r>
           </w:p>
           <w:p>
@@ -8035,19 +8149,12 @@
     </w:tbl>
     <w:p>
       <w:pPr>
-        <w:spacing w:before="0" w:after="0" w:line="20" w:lineRule="exact"/>
-        <w:sectPr>
-          <w:footerReference w:type="default" r:id="rIdFtrPage"/>
-          <w:pgSz w:w="12240" w:h="15840"/>
-          <w:pgMar w:top="1440" w:right="1440" w:bottom="1440" w:left="1440" w:header="720" w:footer="720" w:gutter="0"/>
-          <w:pgNumType w:fmt="decimal" w:start="1"/>
-        </w:sectPr>
-      </w:pPr>
-    </w:p>
-    <w:p>
-      <w:pPr>
-        <w:keepNext/>
-        <w:keepLines/>
+        <w:pageBreakBefore/>
+        <w:spacing w:before="0" w:after="0" w:line="1" w:lineRule="exact"/>
+      </w:pPr>
+    </w:p>
+    <w:p>
+      <w:pPr>
         <w:spacing w:before="0" w:after="0" w:line="480" w:lineRule="exact"/>
         <w:ind w:left="0" w:firstLine="0"/>
         <w:jc w:val="center"/>
@@ -8057,7 +8164,35 @@
           <w:b/>
           <w:bCs/>
         </w:rPr>
-        <w:t xml:space="preserve">CERTIFICATE OF COMPLIANCE</w:t>
+        <w:t xml:space="preserve">CERTIFICATE</w:t>
+      </w:r>
+      <w:r>
+        <w:rPr>
+          <w:b/>
+          <w:bCs/>
+        </w:rPr>
+        <w:t xml:space="preserve"> </w:t>
+      </w:r>
+      <w:r>
+        <w:rPr>
+          <w:b/>
+          <w:bCs/>
+        </w:rPr>
+        <w:t xml:space="preserve">OF</w:t>
+      </w:r>
+      <w:r>
+        <w:rPr>
+          <w:b/>
+          <w:bCs/>
+        </w:rPr>
+        <w:t xml:space="preserve"> </w:t>
+      </w:r>
+      <w:r>
+        <w:rPr>
+          <w:b/>
+          <w:bCs/>
+        </w:rPr>
+        <w:t xml:space="preserve">COMPLIANCE</w:t>
       </w:r>
     </w:p>
     <w:p>
@@ -8067,13 +8202,253 @@
         <w:jc w:val="left"/>
       </w:pPr>
       <w:r>
-        <w:t xml:space="preserve">1. This memorandum complies with the word-count limit of Local Civil Rule 7.1(c) because it contains </w:t>
+        <w:t xml:space="preserve">1.</w:t>
+      </w:r>
+      <w:r>
+        <w:t xml:space="preserve"> </w:t>
+      </w:r>
+      <w:r>
+        <w:t xml:space="preserve">This</w:t>
+      </w:r>
+      <w:r>
+        <w:t xml:space="preserve"> </w:t>
+      </w:r>
+      <w:r>
+        <w:t xml:space="preserve">memorandum</w:t>
+      </w:r>
+      <w:r>
+        <w:t xml:space="preserve"> </w:t>
+      </w:r>
+      <w:r>
+        <w:t xml:space="preserve">complies</w:t>
+      </w:r>
+      <w:r>
+        <w:t xml:space="preserve"> </w:t>
+      </w:r>
+      <w:r>
+        <w:t xml:space="preserve">with</w:t>
+      </w:r>
+      <w:r>
+        <w:t xml:space="preserve"> </w:t>
+      </w:r>
+      <w:r>
+        <w:t xml:space="preserve">the</w:t>
+      </w:r>
+      <w:r>
+        <w:t xml:space="preserve"> </w:t>
+      </w:r>
+      <w:r>
+        <w:t xml:space="preserve">word-count</w:t>
+      </w:r>
+      <w:r>
+        <w:t xml:space="preserve"> </w:t>
+      </w:r>
+      <w:r>
+        <w:t xml:space="preserve">limit</w:t>
+      </w:r>
+      <w:r>
+        <w:t xml:space="preserve"> </w:t>
+      </w:r>
+      <w:r>
+        <w:t xml:space="preserve">of</w:t>
+      </w:r>
+      <w:r>
+        <w:t xml:space="preserve"> </w:t>
+      </w:r>
+      <w:r>
+        <w:t xml:space="preserve">Local</w:t>
+      </w:r>
+      <w:r>
+        <w:t xml:space="preserve"> </w:t>
+      </w:r>
+      <w:r>
+        <w:t xml:space="preserve">Civil</w:t>
+      </w:r>
+      <w:r>
+        <w:t xml:space="preserve"> </w:t>
+      </w:r>
+      <w:r>
+        <w:t xml:space="preserve">Rule</w:t>
+      </w:r>
+      <w:r>
+        <w:t xml:space="preserve"> </w:t>
+      </w:r>
+      <w:r>
+        <w:t xml:space="preserve">7.1(c)</w:t>
+      </w:r>
+      <w:r>
+        <w:t xml:space="preserve"> </w:t>
+      </w:r>
+      <w:r>
+        <w:t xml:space="preserve">because</w:t>
+      </w:r>
+      <w:r>
+        <w:t xml:space="preserve"> </w:t>
+      </w:r>
+      <w:r>
+        <w:t xml:space="preserve">it</w:t>
+      </w:r>
+      <w:r>
+        <w:t xml:space="preserve"> </w:t>
+      </w:r>
+      <w:r>
+        <w:t xml:space="preserve">contains</w:t>
+      </w:r>
+      <w:r>
+        <w:t xml:space="preserve"> </w:t>
       </w:r>
       <w:r>
         <w:t xml:space="preserve">3,546</w:t>
       </w:r>
       <w:r>
-        <w:t xml:space="preserve"> words, excluding the caption, table of contents, table of authorities, signature block and this certificate, as counted by the word-processing program used to prepare it.</w:t>
+        <w:t xml:space="preserve"> </w:t>
+      </w:r>
+      <w:r>
+        <w:t xml:space="preserve">words,</w:t>
+      </w:r>
+      <w:r>
+        <w:t xml:space="preserve"> </w:t>
+      </w:r>
+      <w:r>
+        <w:t xml:space="preserve">excluding</w:t>
+      </w:r>
+      <w:r>
+        <w:t xml:space="preserve"> </w:t>
+      </w:r>
+      <w:r>
+        <w:t xml:space="preserve">the</w:t>
+      </w:r>
+      <w:r>
+        <w:t xml:space="preserve"> </w:t>
+      </w:r>
+      <w:r>
+        <w:t xml:space="preserve">caption,</w:t>
+      </w:r>
+      <w:r>
+        <w:t xml:space="preserve"> </w:t>
+      </w:r>
+      <w:r>
+        <w:t xml:space="preserve">table</w:t>
+      </w:r>
+      <w:r>
+        <w:t xml:space="preserve"> </w:t>
+      </w:r>
+      <w:r>
+        <w:t xml:space="preserve">of</w:t>
+      </w:r>
+      <w:r>
+        <w:t xml:space="preserve"> </w:t>
+      </w:r>
+      <w:r>
+        <w:t xml:space="preserve">contents,</w:t>
+      </w:r>
+      <w:r>
+        <w:t xml:space="preserve"> </w:t>
+      </w:r>
+      <w:r>
+        <w:t xml:space="preserve">table</w:t>
+      </w:r>
+      <w:r>
+        <w:t xml:space="preserve"> </w:t>
+      </w:r>
+      <w:r>
+        <w:t xml:space="preserve">of</w:t>
+      </w:r>
+      <w:r>
+        <w:t xml:space="preserve"> </w:t>
+      </w:r>
+      <w:r>
+        <w:t xml:space="preserve">authorities,</w:t>
+      </w:r>
+      <w:r>
+        <w:t xml:space="preserve"> </w:t>
+      </w:r>
+      <w:r>
+        <w:t xml:space="preserve">signature</w:t>
+      </w:r>
+      <w:r>
+        <w:t xml:space="preserve"> </w:t>
+      </w:r>
+      <w:r>
+        <w:t xml:space="preserve">block</w:t>
+      </w:r>
+      <w:r>
+        <w:t xml:space="preserve"> </w:t>
+      </w:r>
+      <w:r>
+        <w:t xml:space="preserve">and</w:t>
+      </w:r>
+      <w:r>
+        <w:t xml:space="preserve"> </w:t>
+      </w:r>
+      <w:r>
+        <w:t xml:space="preserve">this</w:t>
+      </w:r>
+      <w:r>
+        <w:t xml:space="preserve"> </w:t>
+      </w:r>
+      <w:r>
+        <w:t xml:space="preserve">certificate,</w:t>
+      </w:r>
+      <w:r>
+        <w:t xml:space="preserve"> </w:t>
+      </w:r>
+      <w:r>
+        <w:t xml:space="preserve">as</w:t>
+      </w:r>
+      <w:r>
+        <w:t xml:space="preserve"> </w:t>
+      </w:r>
+      <w:r>
+        <w:t xml:space="preserve">counted</w:t>
+      </w:r>
+      <w:r>
+        <w:t xml:space="preserve"> </w:t>
+      </w:r>
+      <w:r>
+        <w:t xml:space="preserve">by</w:t>
+      </w:r>
+      <w:r>
+        <w:t xml:space="preserve"> </w:t>
+      </w:r>
+      <w:r>
+        <w:t xml:space="preserve">the</w:t>
+      </w:r>
+      <w:r>
+        <w:t xml:space="preserve"> </w:t>
+      </w:r>
+      <w:r>
+        <w:t xml:space="preserve">word-processing</w:t>
+      </w:r>
+      <w:r>
+        <w:t xml:space="preserve"> </w:t>
+      </w:r>
+      <w:r>
+        <w:t xml:space="preserve">program</w:t>
+      </w:r>
+      <w:r>
+        <w:t xml:space="preserve"> </w:t>
+      </w:r>
+      <w:r>
+        <w:t xml:space="preserve">used</w:t>
+      </w:r>
+      <w:r>
+        <w:t xml:space="preserve"> </w:t>
+      </w:r>
+      <w:r>
+        <w:t xml:space="preserve">to</w:t>
+      </w:r>
+      <w:r>
+        <w:t xml:space="preserve"> </w:t>
+      </w:r>
+      <w:r>
+        <w:t xml:space="preserve">prepare</w:t>
+      </w:r>
+      <w:r>
+        <w:t xml:space="preserve"> </w:t>
+      </w:r>
+      <w:r>
+        <w:t xml:space="preserve">it.</w:t>
       </w:r>
     </w:p>
     <w:p>
@@ -8083,16 +8458,240 @@
         <w:jc w:val="left"/>
       </w:pPr>
       <w:r>
-        <w:t xml:space="preserve">2. This memorandum complies with the formatting requirements of Local Civil Rule 7.1(b) because it is printed in Times New Roman, 12-point type, with one-inch margins on all sides, and is double-spaced except for headings, footnotes and block quotations.</w:t>
-      </w:r>
-    </w:p>
-    <w:p>
-      <w:pPr>
-        <w:keepNext/>
-        <w:keepLines/>
-        <w:spacing w:before="460" w:after="0" w:line="20" w:lineRule="exact"/>
-        <w:ind w:left="0" w:firstLine="0"/>
-        <w:jc w:val="left"/>
+        <w:t xml:space="preserve">2.</w:t>
+      </w:r>
+      <w:r>
+        <w:t xml:space="preserve"> </w:t>
+      </w:r>
+      <w:r>
+        <w:t xml:space="preserve">This</w:t>
+      </w:r>
+      <w:r>
+        <w:t xml:space="preserve"> </w:t>
+      </w:r>
+      <w:r>
+        <w:t xml:space="preserve">memorandum</w:t>
+      </w:r>
+      <w:r>
+        <w:t xml:space="preserve"> </w:t>
+      </w:r>
+      <w:r>
+        <w:t xml:space="preserve">complies</w:t>
+      </w:r>
+      <w:r>
+        <w:t xml:space="preserve"> </w:t>
+      </w:r>
+      <w:r>
+        <w:t xml:space="preserve">with</w:t>
+      </w:r>
+      <w:r>
+        <w:t xml:space="preserve"> </w:t>
+      </w:r>
+      <w:r>
+        <w:t xml:space="preserve">the</w:t>
+      </w:r>
+      <w:r>
+        <w:t xml:space="preserve"> </w:t>
+      </w:r>
+      <w:r>
+        <w:t xml:space="preserve">formatting</w:t>
+      </w:r>
+      <w:r>
+        <w:t xml:space="preserve"> </w:t>
+      </w:r>
+      <w:r>
+        <w:t xml:space="preserve">requirements</w:t>
+      </w:r>
+      <w:r>
+        <w:t xml:space="preserve"> </w:t>
+      </w:r>
+      <w:r>
+        <w:t xml:space="preserve">of</w:t>
+      </w:r>
+      <w:r>
+        <w:t xml:space="preserve"> </w:t>
+      </w:r>
+      <w:r>
+        <w:t xml:space="preserve">Local</w:t>
+      </w:r>
+      <w:r>
+        <w:t xml:space="preserve"> </w:t>
+      </w:r>
+      <w:r>
+        <w:t xml:space="preserve">Civil</w:t>
+      </w:r>
+      <w:r>
+        <w:t xml:space="preserve"> </w:t>
+      </w:r>
+      <w:r>
+        <w:t xml:space="preserve">Rule</w:t>
+      </w:r>
+      <w:r>
+        <w:t xml:space="preserve"> </w:t>
+      </w:r>
+      <w:r>
+        <w:t xml:space="preserve">7.1(b)</w:t>
+      </w:r>
+      <w:r>
+        <w:t xml:space="preserve"> </w:t>
+      </w:r>
+      <w:r>
+        <w:t xml:space="preserve">because</w:t>
+      </w:r>
+      <w:r>
+        <w:t xml:space="preserve"> </w:t>
+      </w:r>
+      <w:r>
+        <w:t xml:space="preserve">it</w:t>
+      </w:r>
+      <w:r>
+        <w:t xml:space="preserve"> </w:t>
+      </w:r>
+      <w:r>
+        <w:t xml:space="preserve">is</w:t>
+      </w:r>
+      <w:r>
+        <w:t xml:space="preserve"> </w:t>
+      </w:r>
+      <w:r>
+        <w:t xml:space="preserve">printed</w:t>
+      </w:r>
+      <w:r>
+        <w:t xml:space="preserve"> </w:t>
+      </w:r>
+      <w:r>
+        <w:t xml:space="preserve">in</w:t>
+      </w:r>
+      <w:r>
+        <w:t xml:space="preserve"> </w:t>
+      </w:r>
+      <w:r>
+        <w:t xml:space="preserve">Times</w:t>
+      </w:r>
+      <w:r>
+        <w:t xml:space="preserve"> </w:t>
+      </w:r>
+      <w:r>
+        <w:t xml:space="preserve">New</w:t>
+      </w:r>
+      <w:r>
+        <w:t xml:space="preserve"> </w:t>
+      </w:r>
+      <w:r>
+        <w:t xml:space="preserve">Roman,</w:t>
+      </w:r>
+      <w:r>
+        <w:t xml:space="preserve"> </w:t>
+      </w:r>
+      <w:r>
+        <w:t xml:space="preserve">12-point</w:t>
+      </w:r>
+      <w:r>
+        <w:t xml:space="preserve"> </w:t>
+      </w:r>
+      <w:r>
+        <w:t xml:space="preserve">type,</w:t>
+      </w:r>
+      <w:r>
+        <w:t xml:space="preserve"> </w:t>
+      </w:r>
+      <w:r>
+        <w:t xml:space="preserve">with</w:t>
+      </w:r>
+      <w:r>
+        <w:t xml:space="preserve"> </w:t>
+      </w:r>
+      <w:r>
+        <w:t xml:space="preserve">one-inch</w:t>
+      </w:r>
+      <w:r>
+        <w:t xml:space="preserve"> </w:t>
+      </w:r>
+      <w:r>
+        <w:t xml:space="preserve">margins</w:t>
+      </w:r>
+      <w:r>
+        <w:t xml:space="preserve"> </w:t>
+      </w:r>
+      <w:r>
+        <w:t xml:space="preserve">on</w:t>
+      </w:r>
+      <w:r>
+        <w:t xml:space="preserve"> </w:t>
+      </w:r>
+      <w:r>
+        <w:t xml:space="preserve">all</w:t>
+      </w:r>
+      <w:r>
+        <w:t xml:space="preserve"> </w:t>
+      </w:r>
+      <w:r>
+        <w:t xml:space="preserve">sides,</w:t>
+      </w:r>
+      <w:r>
+        <w:t xml:space="preserve"> </w:t>
+      </w:r>
+      <w:r>
+        <w:t xml:space="preserve">and</w:t>
+      </w:r>
+      <w:r>
+        <w:t xml:space="preserve"> </w:t>
+      </w:r>
+      <w:r>
+        <w:t xml:space="preserve">is</w:t>
+      </w:r>
+      <w:r>
+        <w:t xml:space="preserve"> </w:t>
+      </w:r>
+      <w:r>
+        <w:t xml:space="preserve">double-spaced</w:t>
+      </w:r>
+      <w:r>
+        <w:t xml:space="preserve"> </w:t>
+      </w:r>
+      <w:r>
+        <w:t xml:space="preserve">except</w:t>
+      </w:r>
+      <w:r>
+        <w:t xml:space="preserve"> </w:t>
+      </w:r>
+      <w:r>
+        <w:t xml:space="preserve">for</w:t>
+      </w:r>
+      <w:r>
+        <w:t xml:space="preserve"> </w:t>
+      </w:r>
+      <w:r>
+        <w:t xml:space="preserve">headings,</w:t>
+      </w:r>
+      <w:r>
+        <w:t xml:space="preserve"> </w:t>
+      </w:r>
+      <w:r>
+        <w:t xml:space="preserve">footnotes</w:t>
+      </w:r>
+      <w:r>
+        <w:t xml:space="preserve"> </w:t>
+      </w:r>
+      <w:r>
+        <w:t xml:space="preserve">and</w:t>
+      </w:r>
+      <w:r>
+        <w:t xml:space="preserve"> </w:t>
+      </w:r>
+      <w:r>
+        <w:t xml:space="preserve">block</w:t>
+      </w:r>
+      <w:r>
+        <w:t xml:space="preserve"> </w:t>
+      </w:r>
+      <w:r>
+        <w:t xml:space="preserve">quotations.</w:t>
+      </w:r>
+    </w:p>
+    <w:p>
+      <w:pPr>
+        <w:spacing w:before="0" w:after="0" w:line="480" w:lineRule="exact"/>
       </w:pPr>
     </w:p>
     <w:tbl>
@@ -8126,7 +8725,10 @@
               <w:jc w:val="left"/>
             </w:pPr>
             <w:r>
-              <w:t xml:space="preserve">Dated: </w:t>
+              <w:t xml:space="preserve">Dated:</w:t>
+            </w:r>
+            <w:r>
+              <w:t xml:space="preserve"> </w:t>
             </w:r>
             <w:r>
               <w:t xml:space="preserve">New</w:t>
@@ -8184,7 +8786,13 @@
               <w:jc w:val="left"/>
             </w:pPr>
             <w:r>
-              <w:t xml:space="preserve">Respectfully submitted,</w:t>
+              <w:t xml:space="preserve">Respectfully</w:t>
+            </w:r>
+            <w:r>
+              <w:t xml:space="preserve"> </w:t>
+            </w:r>
+            <w:r>
+              <w:t xml:space="preserve">submitted,</w:t>
             </w:r>
           </w:p>
           <w:p>
@@ -8194,7 +8802,10 @@
               <w:jc w:val="left"/>
             </w:pPr>
             <w:r>
-              <w:t xml:space="preserve">s/ </w:t>
+              <w:t xml:space="preserve">s/</w:t>
+            </w:r>
+            <w:r>
+              <w:t xml:space="preserve"> </w:t>
             </w:r>
             <w:r>
               <w:t xml:space="preserve">Michael</w:t>
@@ -8216,9 +8827,10 @@
       </w:tr>
     </w:tbl>
     <w:sectPr>
-      <w:footerReference w:type="default" r:id="rIdFtrNone"/>
+      <w:footerReference w:type="default" r:id="rIdXdPage"/>
       <w:pgSz w:w="12240" w:h="15840"/>
-      <w:pgMar w:top="1440" w:right="1440" w:bottom="1440" w:left="1440" w:header="720" w:footer="720" w:gutter="0"/>
+      <w:pgMar w:top="1440" w:right="1440" w:bottom="1440" w:left="1440" w:header="720" w:footer="732" w:gutter="0"/>
+      <w:pgNumType w:fmt="decimal" w:start="1"/>
     </w:sectPr>
   </w:body>
 </w:document>
@@ -8232,6 +8844,7 @@
 <w:ftr xmlns:w="http://schemas.openxmlformats.org/wordprocessingml/2006/main" xmlns:r="http://schemas.openxmlformats.org/officeDocument/2006/relationships">
   <w:p>
     <w:pPr>
+      <w:spacing w:before="0" w:after="0" w:line="276" w:lineRule="exact"/>
       <w:jc w:val="center"/>
     </w:pPr>
     <w:r>
@@ -8269,7 +8882,7 @@
       </w:r>
     </w:p>
   </w:footnote>
-  <w:footnote w:id="16">
+  <w:footnote w:id="9">
     <w:p>
       <w:pPr>
         <w:pStyle w:val="FootnoteText"/>
@@ -8288,7 +8901,7 @@
       </w:r>
     </w:p>
   </w:footnote>
-  <w:footnote w:id="25">
+  <w:footnote w:id="10">
     <w:p>
       <w:pPr>
         <w:pStyle w:val="FootnoteText"/>
@@ -8344,6 +8957,43 @@
   <w:p>
     <w:pPr>
       <w:spacing w:before="0" w:after="0"/>
+      <w:jc w:val="center"/>
+    </w:pPr>
+  </w:p>
+</w:ftr>
+</file>
+
+<file path=word/ftr-own1.xml><?xml version="1.0" encoding="utf-8"?>
+<w:ftr xmlns:w="http://schemas.openxmlformats.org/wordprocessingml/2006/main" xmlns:r="http://schemas.openxmlformats.org/officeDocument/2006/relationships">
+  <w:p>
+    <w:pPr>
+      <w:spacing w:before="0" w:after="0" w:line="276" w:lineRule="exact"/>
+      <w:jc w:val="center"/>
+    </w:pPr>
+    <w:r>
+      <w:fldChar w:fldCharType="begin"/>
+    </w:r>
+    <w:r>
+      <w:instrText xml:space="preserve"> PAGE </w:instrText>
+    </w:r>
+    <w:r>
+      <w:fldChar w:fldCharType="separate"/>
+    </w:r>
+    <w:r>
+      <w:t>1</w:t>
+    </w:r>
+    <w:r>
+      <w:fldChar w:fldCharType="end"/>
+    </w:r>
+  </w:p>
+</w:ftr>
+</file>
+
+<file path=word/ftr-own2.xml><?xml version="1.0" encoding="utf-8"?>
+<w:ftr xmlns:w="http://schemas.openxmlformats.org/wordprocessingml/2006/main" xmlns:r="http://schemas.openxmlformats.org/officeDocument/2006/relationships">
+  <w:p>
+    <w:pPr>
+      <w:spacing w:before="0" w:after="0" w:line="276" w:lineRule="exact"/>
       <w:jc w:val="center"/>
     </w:pPr>
   </w:p>
@@ -8996,7 +9646,7 @@
     <w:unhideWhenUsed/>
     <w:qFormat/>
     <w:pPr>
-      <w:spacing w:before="276" w:after="276" w:line="276" w:lineRule="exact"/>
+      <w:spacing w:before="280" w:after="280" w:line="276" w:lineRule="exact"/>
       <w:ind w:firstLine="0" w:left="720" w:right="720"/>
     </w:pPr>
   </w:style>
@@ -9008,6 +9658,7 @@
     <w:unhideWhenUsed/>
     <w:qFormat/>
     <w:pPr>
+      <w:keepLines/>
       <w:spacing w:before="0" w:after="140" w:line="276" w:lineRule="exact"/>
     </w:pPr>
     <w:rPr>
@@ -9023,7 +9674,7 @@
     <w:unhideWhenUsed/>
     <w:qFormat/>
     <w:pPr>
-      <w:spacing w:before="276" w:after="276"/>
+      <w:spacing w:before="280" w:after="280"/>
       <w:ind w:firstLine="0" w:left="720" w:right="720"/>
     </w:pPr>
   </w:style>
@@ -9161,6 +9812,51 @@
       <w:widowControl w:val="0"/>
     </w:pPr>
   </w:style>
+  <w:style w:type="paragraph" w:customStyle="1" w:styleId="XdQuote">
+    <w:name w:val="Xd Quote"/>
+    <w:basedOn w:val="Normal"/>
+    <w:qFormat/>
+    <w:pPr>
+      <w:spacing w:before="0" w:after="0" w:line="276" w:lineRule="exact"/>
+      <w:ind w:left="720" w:right="720" w:firstLine="0"/>
+    </w:pPr>
+  </w:style>
+  <w:style w:type="paragraph" w:customStyle="1" w:styleId="XdQuoteFirst">
+    <w:name w:val="Xd Quote First"/>
+    <w:basedOn w:val="Normal"/>
+    <w:qFormat/>
+    <w:pPr>
+      <w:spacing w:before="276" w:after="0" w:line="276" w:lineRule="exact"/>
+      <w:ind w:left="720" w:right="720" w:firstLine="0"/>
+    </w:pPr>
+  </w:style>
+  <w:style w:type="paragraph" w:customStyle="1" w:styleId="XdQuoteLast">
+    <w:name w:val="Xd Quote Last"/>
+    <w:basedOn w:val="Normal"/>
+    <w:qFormat/>
+    <w:pPr>
+      <w:spacing w:before="0" w:after="276" w:line="276" w:lineRule="exact"/>
+      <w:ind w:left="720" w:right="720" w:firstLine="0"/>
+    </w:pPr>
+  </w:style>
+  <w:style w:type="paragraph" w:customStyle="1" w:styleId="XdQuoteOnly">
+    <w:name w:val="Xd Quote Only"/>
+    <w:basedOn w:val="Normal"/>
+    <w:qFormat/>
+    <w:pPr>
+      <w:spacing w:before="276" w:after="276" w:line="276" w:lineRule="exact"/>
+      <w:ind w:left="720" w:right="720" w:firstLine="0"/>
+    </w:pPr>
+  </w:style>
+  <w:style w:type="paragraph" w:customStyle="1" w:styleId="XdTail">
+    <w:name w:val="Xd Tail"/>
+    <w:basedOn w:val="Normal"/>
+    <w:qFormat/>
+    <w:pPr>
+      <w:spacing w:before="0" w:after="0" w:line="276" w:lineRule="exact"/>
+      <w:ind w:firstLine="0"/>
+    </w:pPr>
+  </w:style>
   <w:style w:type="paragraph" w:customStyle="1" w:styleId="BodyTextKeep">
     <w:name w:val="Body Text Keep"/>
     <w:basedOn w:val="BodyText"/>
@@ -9169,6 +9865,97 @@
       <w:keepNext/>
       <w:keepLines/>
     </w:pPr>
+  </w:style>
+  <w:style w:type="paragraph" w:customStyle="1" w:styleId="XdList1">
+    <w:name w:val="XdList 1"/>
+    <w:basedOn w:val="Normal"/>
+    <w:qFormat/>
+    <w:pPr>
+      <w:spacing w:before="0" w:after="0" w:line="480" w:lineRule="exact"/>
+      <w:ind w:left="720" w:hanging="720"/>
+    </w:pPr>
+  </w:style>
+  <w:style w:type="paragraph" w:customStyle="1" w:styleId="XdList2">
+    <w:name w:val="XdList 2"/>
+    <w:basedOn w:val="Normal"/>
+    <w:qFormat/>
+    <w:pPr>
+      <w:spacing w:before="0" w:after="0" w:line="480" w:lineRule="exact"/>
+      <w:ind w:left="1440" w:hanging="720"/>
+    </w:pPr>
+  </w:style>
+  <w:style w:type="paragraph" w:customStyle="1" w:styleId="XdList3">
+    <w:name w:val="XdList 3"/>
+    <w:basedOn w:val="Normal"/>
+    <w:qFormat/>
+    <w:pPr>
+      <w:spacing w:before="0" w:after="0" w:line="480" w:lineRule="exact"/>
+      <w:ind w:left="2160" w:hanging="720"/>
+    </w:pPr>
+  </w:style>
+  <w:style w:type="paragraph" w:customStyle="1" w:styleId="XdTailList1">
+    <w:name w:val="XdTailList 1"/>
+    <w:basedOn w:val="Normal"/>
+    <w:qFormat/>
+    <w:pPr>
+      <w:spacing w:before="0" w:after="0" w:line="276" w:lineRule="exact"/>
+      <w:ind w:left="720" w:hanging="720"/>
+    </w:pPr>
+  </w:style>
+  <w:style w:type="paragraph" w:customStyle="1" w:styleId="XdTailList2">
+    <w:name w:val="XdTailList 2"/>
+    <w:basedOn w:val="Normal"/>
+    <w:qFormat/>
+    <w:pPr>
+      <w:spacing w:before="0" w:after="0" w:line="276" w:lineRule="exact"/>
+      <w:ind w:left="1440" w:hanging="720"/>
+    </w:pPr>
+  </w:style>
+  <w:style w:type="paragraph" w:customStyle="1" w:styleId="XdTailList3">
+    <w:name w:val="XdTailList 3"/>
+    <w:basedOn w:val="Normal"/>
+    <w:qFormat/>
+    <w:pPr>
+      <w:spacing w:before="0" w:after="0" w:line="276" w:lineRule="exact"/>
+      <w:ind w:left="2160" w:hanging="720"/>
+    </w:pPr>
+  </w:style>
+  <w:style w:type="paragraph" w:customStyle="1" w:styleId="XdQuoteList1">
+    <w:name w:val="Xd Quote List 1"/>
+    <w:basedOn w:val="Normal"/>
+    <w:qFormat/>
+    <w:pPr>
+      <w:spacing w:before="0" w:after="0" w:line="276" w:lineRule="exact"/>
+      <w:ind w:left="1440" w:right="720" w:hanging="720"/>
+    </w:pPr>
+  </w:style>
+  <w:style w:type="paragraph" w:customStyle="1" w:styleId="XdQuoteList2">
+    <w:name w:val="Xd Quote List 2"/>
+    <w:basedOn w:val="Normal"/>
+    <w:qFormat/>
+    <w:pPr>
+      <w:spacing w:before="0" w:after="0" w:line="276" w:lineRule="exact"/>
+      <w:ind w:left="2160" w:right="720" w:hanging="720"/>
+    </w:pPr>
+  </w:style>
+  <w:style w:type="paragraph" w:customStyle="1" w:styleId="XdQuoteList3">
+    <w:name w:val="Xd Quote List 3"/>
+    <w:basedOn w:val="Normal"/>
+    <w:qFormat/>
+    <w:pPr>
+      <w:spacing w:before="0" w:after="0" w:line="276" w:lineRule="exact"/>
+      <w:ind w:left="2880" w:right="720" w:hanging="720"/>
+    </w:pPr>
+  </w:style>
+  <w:style w:type="paragraph" w:customStyle="1" w:styleId="XdList1">
+    <w:name w:val="XdList1"/>
+    <w:basedOn w:val="BodyText"/>
+    <w:qFormat/>
+  </w:style>
+  <w:style w:type="paragraph" w:customStyle="1" w:styleId="XdQuoteOnly">
+    <w:name w:val="XdQuoteOnly"/>
+    <w:basedOn w:val="BodyText"/>
+    <w:qFormat/>
   </w:style>
   <w:style w:type="paragraph" w:customStyle="1" w:styleId="SourceCode">
     <w:name w:val="Source Code"/>
